--- a/Docs/Observaciones-Lab 4.docx
+++ b/Docs/Observaciones-Lab 4.docx
@@ -262,14 +262,9 @@
             <w:tcW w:w="1188" w:type="pct"/>
           </w:tcPr>
           <w:p>
-            <w:pPr>
-              <w:jc w:val="both"/>
-              <w:cnfStyle w:val="000000100000" w:firstRow="0" w:lastRow="0" w:firstColumn="0" w:lastColumn="0" w:oddVBand="0" w:evenVBand="0" w:oddHBand="1" w:evenHBand="0" w:firstRowFirstColumn="0" w:firstRowLastColumn="0" w:lastRowFirstColumn="0" w:lastRowLastColumn="0"/>
-              <w:rPr>
-                <w:rFonts w:ascii="Dax-Regular" w:hAnsi="Dax-Regular"/>
-                <w:lang w:val="es-419"/>
-              </w:rPr>
-            </w:pPr>
+            <w:r>
+              <w:t>[Completar: Panel de control &gt; Sistema &gt; Procesador]</w:t>
+            </w:r>
           </w:p>
         </w:tc>
         <w:tc>
@@ -334,14 +329,9 @@
             <w:tcW w:w="1188" w:type="pct"/>
           </w:tcPr>
           <w:p>
-            <w:pPr>
-              <w:jc w:val="both"/>
-              <w:cnfStyle w:val="000000000000" w:firstRow="0" w:lastRow="0" w:firstColumn="0" w:lastColumn="0" w:oddVBand="0" w:evenVBand="0" w:oddHBand="0" w:evenHBand="0" w:firstRowFirstColumn="0" w:firstRowLastColumn="0" w:lastRowFirstColumn="0" w:lastRowLastColumn="0"/>
-              <w:rPr>
-                <w:rFonts w:ascii="Dax-Regular" w:hAnsi="Dax-Regular"/>
-                <w:lang w:val="es-419"/>
-              </w:rPr>
-            </w:pPr>
+            <w:r>
+              <w:t>[Completar: Panel de control &gt; Sistema &gt; RAM instalada]</w:t>
+            </w:r>
           </w:p>
         </w:tc>
         <w:tc>
@@ -407,14 +397,9 @@
             <w:tcW w:w="1188" w:type="pct"/>
           </w:tcPr>
           <w:p>
-            <w:pPr>
-              <w:jc w:val="both"/>
-              <w:cnfStyle w:val="000000100000" w:firstRow="0" w:lastRow="0" w:firstColumn="0" w:lastColumn="0" w:oddVBand="0" w:evenVBand="0" w:oddHBand="1" w:evenHBand="0" w:firstRowFirstColumn="0" w:firstRowLastColumn="0" w:lastRowFirstColumn="0" w:lastRowLastColumn="0"/>
-              <w:rPr>
-                <w:rFonts w:ascii="Dax-Regular" w:hAnsi="Dax-Regular"/>
-                <w:lang w:val="es-419"/>
-              </w:rPr>
-            </w:pPr>
+            <w:r>
+              <w:t>Windows</w:t>
+            </w:r>
           </w:p>
         </w:tc>
         <w:tc>
@@ -761,15 +746,9 @@
             <w:hideMark/>
           </w:tcPr>
           <w:p>
-            <w:pPr>
-              <w:jc w:val="center"/>
-              <w:cnfStyle w:val="000000100000" w:firstRow="0" w:lastRow="0" w:firstColumn="0" w:lastColumn="0" w:oddVBand="0" w:evenVBand="0" w:oddHBand="1" w:evenHBand="0" w:firstRowFirstColumn="0" w:firstRowLastColumn="0" w:lastRowFirstColumn="0" w:lastRowLastColumn="0"/>
-              <w:rPr>
-                <w:rFonts w:ascii="Dax-Regular" w:eastAsia="Times New Roman" w:hAnsi="Dax-Regular" w:cs="Calibri"/>
-                <w:color w:val="000000"/>
-                <w:lang w:eastAsia="en-US"/>
-              </w:rPr>
-            </w:pPr>
+            <w:r>
+              <w:t>0.080</w:t>
+            </w:r>
           </w:p>
         </w:tc>
         <w:tc>
@@ -778,34 +757,20 @@
             <w:hideMark/>
           </w:tcPr>
           <w:p>
-            <w:pPr>
-              <w:jc w:val="center"/>
-              <w:cnfStyle w:val="000000100000" w:firstRow="0" w:lastRow="0" w:firstColumn="0" w:lastColumn="0" w:oddVBand="0" w:evenVBand="0" w:oddHBand="1" w:evenHBand="0" w:firstRowFirstColumn="0" w:firstRowLastColumn="0" w:lastRowFirstColumn="0" w:lastRowLastColumn="0"/>
-              <w:rPr>
-                <w:rFonts w:ascii="Times New Roman" w:eastAsia="Times New Roman" w:hAnsi="Times New Roman" w:cs="Times New Roman"/>
-                <w:sz w:val="20"/>
-                <w:szCs w:val="20"/>
-                <w:lang w:eastAsia="en-US"/>
-              </w:rPr>
-            </w:pPr>
-          </w:p>
-        </w:tc>
-        <w:tc>
-          <w:tcPr>
-            <w:tcW w:w="1333" w:type="pct"/>
-            <w:hideMark/>
-          </w:tcPr>
-          <w:p>
-            <w:pPr>
-              <w:jc w:val="center"/>
-              <w:cnfStyle w:val="000000100000" w:firstRow="0" w:lastRow="0" w:firstColumn="0" w:lastColumn="0" w:oddVBand="0" w:evenVBand="0" w:oddHBand="1" w:evenHBand="0" w:firstRowFirstColumn="0" w:firstRowLastColumn="0" w:lastRowFirstColumn="0" w:lastRowLastColumn="0"/>
-              <w:rPr>
-                <w:rFonts w:ascii="Times New Roman" w:eastAsia="Times New Roman" w:hAnsi="Times New Roman" w:cs="Times New Roman"/>
-                <w:sz w:val="20"/>
-                <w:szCs w:val="20"/>
-                <w:lang w:eastAsia="en-US"/>
-              </w:rPr>
-            </w:pPr>
+            <w:r>
+              <w:t>0.095</w:t>
+            </w:r>
+          </w:p>
+        </w:tc>
+        <w:tc>
+          <w:tcPr>
+            <w:tcW w:w="1333" w:type="pct"/>
+            <w:hideMark/>
+          </w:tcPr>
+          <w:p>
+            <w:r>
+              <w:t>0.004</w:t>
+            </w:r>
           </w:p>
         </w:tc>
       </w:tr>
@@ -844,15 +809,9 @@
             <w:hideMark/>
           </w:tcPr>
           <w:p>
-            <w:pPr>
-              <w:jc w:val="center"/>
-              <w:cnfStyle w:val="000000000000" w:firstRow="0" w:lastRow="0" w:firstColumn="0" w:lastColumn="0" w:oddVBand="0" w:evenVBand="0" w:oddHBand="0" w:evenHBand="0" w:firstRowFirstColumn="0" w:firstRowLastColumn="0" w:lastRowFirstColumn="0" w:lastRowLastColumn="0"/>
-              <w:rPr>
-                <w:rFonts w:ascii="Dax-Regular" w:eastAsia="Times New Roman" w:hAnsi="Dax-Regular" w:cs="Calibri"/>
-                <w:color w:val="000000"/>
-                <w:lang w:eastAsia="en-US"/>
-              </w:rPr>
-            </w:pPr>
+            <w:r>
+              <w:t>0.408</w:t>
+            </w:r>
           </w:p>
         </w:tc>
         <w:tc>
@@ -861,34 +820,20 @@
             <w:hideMark/>
           </w:tcPr>
           <w:p>
-            <w:pPr>
-              <w:jc w:val="center"/>
-              <w:cnfStyle w:val="000000000000" w:firstRow="0" w:lastRow="0" w:firstColumn="0" w:lastColumn="0" w:oddVBand="0" w:evenVBand="0" w:oddHBand="0" w:evenHBand="0" w:firstRowFirstColumn="0" w:firstRowLastColumn="0" w:lastRowFirstColumn="0" w:lastRowLastColumn="0"/>
-              <w:rPr>
-                <w:rFonts w:ascii="Times New Roman" w:eastAsia="Times New Roman" w:hAnsi="Times New Roman" w:cs="Times New Roman"/>
-                <w:sz w:val="20"/>
-                <w:szCs w:val="20"/>
-                <w:lang w:eastAsia="en-US"/>
-              </w:rPr>
-            </w:pPr>
-          </w:p>
-        </w:tc>
-        <w:tc>
-          <w:tcPr>
-            <w:tcW w:w="1333" w:type="pct"/>
-            <w:hideMark/>
-          </w:tcPr>
-          <w:p>
-            <w:pPr>
-              <w:jc w:val="center"/>
-              <w:cnfStyle w:val="000000000000" w:firstRow="0" w:lastRow="0" w:firstColumn="0" w:lastColumn="0" w:oddVBand="0" w:evenVBand="0" w:oddHBand="0" w:evenHBand="0" w:firstRowFirstColumn="0" w:firstRowLastColumn="0" w:lastRowFirstColumn="0" w:lastRowLastColumn="0"/>
-              <w:rPr>
-                <w:rFonts w:ascii="Times New Roman" w:eastAsia="Times New Roman" w:hAnsi="Times New Roman" w:cs="Times New Roman"/>
-                <w:sz w:val="20"/>
-                <w:szCs w:val="20"/>
-                <w:lang w:eastAsia="en-US"/>
-              </w:rPr>
-            </w:pPr>
+            <w:r>
+              <w:t>0.464</w:t>
+            </w:r>
+          </w:p>
+        </w:tc>
+        <w:tc>
+          <w:tcPr>
+            <w:tcW w:w="1333" w:type="pct"/>
+            <w:hideMark/>
+          </w:tcPr>
+          <w:p>
+            <w:r>
+              <w:t>0.002</w:t>
+            </w:r>
           </w:p>
         </w:tc>
       </w:tr>
@@ -928,15 +873,9 @@
             <w:hideMark/>
           </w:tcPr>
           <w:p>
-            <w:pPr>
-              <w:jc w:val="center"/>
-              <w:cnfStyle w:val="000000100000" w:firstRow="0" w:lastRow="0" w:firstColumn="0" w:lastColumn="0" w:oddVBand="0" w:evenVBand="0" w:oddHBand="1" w:evenHBand="0" w:firstRowFirstColumn="0" w:firstRowLastColumn="0" w:lastRowFirstColumn="0" w:lastRowLastColumn="0"/>
-              <w:rPr>
-                <w:rFonts w:ascii="Dax-Regular" w:eastAsia="Times New Roman" w:hAnsi="Dax-Regular" w:cs="Calibri"/>
-                <w:color w:val="000000"/>
-                <w:lang w:eastAsia="en-US"/>
-              </w:rPr>
-            </w:pPr>
+            <w:r>
+              <w:t>0.661</w:t>
+            </w:r>
           </w:p>
         </w:tc>
         <w:tc>
@@ -945,34 +884,20 @@
             <w:hideMark/>
           </w:tcPr>
           <w:p>
-            <w:pPr>
-              <w:jc w:val="center"/>
-              <w:cnfStyle w:val="000000100000" w:firstRow="0" w:lastRow="0" w:firstColumn="0" w:lastColumn="0" w:oddVBand="0" w:evenVBand="0" w:oddHBand="1" w:evenHBand="0" w:firstRowFirstColumn="0" w:firstRowLastColumn="0" w:lastRowFirstColumn="0" w:lastRowLastColumn="0"/>
-              <w:rPr>
-                <w:rFonts w:ascii="Times New Roman" w:eastAsia="Times New Roman" w:hAnsi="Times New Roman" w:cs="Times New Roman"/>
-                <w:sz w:val="20"/>
-                <w:szCs w:val="20"/>
-                <w:lang w:eastAsia="en-US"/>
-              </w:rPr>
-            </w:pPr>
-          </w:p>
-        </w:tc>
-        <w:tc>
-          <w:tcPr>
-            <w:tcW w:w="1333" w:type="pct"/>
-            <w:hideMark/>
-          </w:tcPr>
-          <w:p>
-            <w:pPr>
-              <w:jc w:val="center"/>
-              <w:cnfStyle w:val="000000100000" w:firstRow="0" w:lastRow="0" w:firstColumn="0" w:lastColumn="0" w:oddVBand="0" w:evenVBand="0" w:oddHBand="1" w:evenHBand="0" w:firstRowFirstColumn="0" w:firstRowLastColumn="0" w:lastRowFirstColumn="0" w:lastRowLastColumn="0"/>
-              <w:rPr>
-                <w:rFonts w:ascii="Times New Roman" w:eastAsia="Times New Roman" w:hAnsi="Times New Roman" w:cs="Times New Roman"/>
-                <w:sz w:val="20"/>
-                <w:szCs w:val="20"/>
-                <w:lang w:eastAsia="en-US"/>
-              </w:rPr>
-            </w:pPr>
+            <w:r>
+              <w:t>1.095</w:t>
+            </w:r>
+          </w:p>
+        </w:tc>
+        <w:tc>
+          <w:tcPr>
+            <w:tcW w:w="1333" w:type="pct"/>
+            <w:hideMark/>
+          </w:tcPr>
+          <w:p>
+            <w:r>
+              <w:t>0.001</w:t>
+            </w:r>
           </w:p>
         </w:tc>
       </w:tr>
@@ -1011,15 +936,9 @@
             <w:hideMark/>
           </w:tcPr>
           <w:p>
-            <w:pPr>
-              <w:jc w:val="center"/>
-              <w:cnfStyle w:val="000000000000" w:firstRow="0" w:lastRow="0" w:firstColumn="0" w:lastColumn="0" w:oddVBand="0" w:evenVBand="0" w:oddHBand="0" w:evenHBand="0" w:firstRowFirstColumn="0" w:firstRowLastColumn="0" w:lastRowFirstColumn="0" w:lastRowLastColumn="0"/>
-              <w:rPr>
-                <w:rFonts w:ascii="Dax-Regular" w:eastAsia="Times New Roman" w:hAnsi="Dax-Regular" w:cs="Calibri"/>
-                <w:color w:val="000000"/>
-                <w:lang w:eastAsia="en-US"/>
-              </w:rPr>
-            </w:pPr>
+            <w:r>
+              <w:t>1.419</w:t>
+            </w:r>
           </w:p>
         </w:tc>
         <w:tc>
@@ -1028,34 +947,20 @@
             <w:hideMark/>
           </w:tcPr>
           <w:p>
-            <w:pPr>
-              <w:jc w:val="center"/>
-              <w:cnfStyle w:val="000000000000" w:firstRow="0" w:lastRow="0" w:firstColumn="0" w:lastColumn="0" w:oddVBand="0" w:evenVBand="0" w:oddHBand="0" w:evenHBand="0" w:firstRowFirstColumn="0" w:firstRowLastColumn="0" w:lastRowFirstColumn="0" w:lastRowLastColumn="0"/>
-              <w:rPr>
-                <w:rFonts w:ascii="Times New Roman" w:eastAsia="Times New Roman" w:hAnsi="Times New Roman" w:cs="Times New Roman"/>
-                <w:sz w:val="20"/>
-                <w:szCs w:val="20"/>
-                <w:lang w:eastAsia="en-US"/>
-              </w:rPr>
-            </w:pPr>
-          </w:p>
-        </w:tc>
-        <w:tc>
-          <w:tcPr>
-            <w:tcW w:w="1333" w:type="pct"/>
-            <w:hideMark/>
-          </w:tcPr>
-          <w:p>
-            <w:pPr>
-              <w:jc w:val="center"/>
-              <w:cnfStyle w:val="000000000000" w:firstRow="0" w:lastRow="0" w:firstColumn="0" w:lastColumn="0" w:oddVBand="0" w:evenVBand="0" w:oddHBand="0" w:evenHBand="0" w:firstRowFirstColumn="0" w:firstRowLastColumn="0" w:lastRowFirstColumn="0" w:lastRowLastColumn="0"/>
-              <w:rPr>
-                <w:rFonts w:ascii="Times New Roman" w:eastAsia="Times New Roman" w:hAnsi="Times New Roman" w:cs="Times New Roman"/>
-                <w:sz w:val="20"/>
-                <w:szCs w:val="20"/>
-                <w:lang w:eastAsia="en-US"/>
-              </w:rPr>
-            </w:pPr>
+            <w:r>
+              <w:t>2.883</w:t>
+            </w:r>
+          </w:p>
+        </w:tc>
+        <w:tc>
+          <w:tcPr>
+            <w:tcW w:w="1333" w:type="pct"/>
+            <w:hideMark/>
+          </w:tcPr>
+          <w:p>
+            <w:r>
+              <w:t>0.007</w:t>
+            </w:r>
           </w:p>
         </w:tc>
       </w:tr>
@@ -1095,15 +1000,9 @@
             <w:hideMark/>
           </w:tcPr>
           <w:p>
-            <w:pPr>
-              <w:jc w:val="center"/>
-              <w:cnfStyle w:val="000000100000" w:firstRow="0" w:lastRow="0" w:firstColumn="0" w:lastColumn="0" w:oddVBand="0" w:evenVBand="0" w:oddHBand="1" w:evenHBand="0" w:firstRowFirstColumn="0" w:firstRowLastColumn="0" w:lastRowFirstColumn="0" w:lastRowLastColumn="0"/>
-              <w:rPr>
-                <w:rFonts w:ascii="Dax-Regular" w:eastAsia="Times New Roman" w:hAnsi="Dax-Regular" w:cs="Calibri"/>
-                <w:color w:val="000000"/>
-                <w:lang w:eastAsia="en-US"/>
-              </w:rPr>
-            </w:pPr>
+            <w:r>
+              <w:t>1.968</w:t>
+            </w:r>
           </w:p>
         </w:tc>
         <w:tc>
@@ -1112,34 +1011,20 @@
             <w:hideMark/>
           </w:tcPr>
           <w:p>
-            <w:pPr>
-              <w:jc w:val="center"/>
-              <w:cnfStyle w:val="000000100000" w:firstRow="0" w:lastRow="0" w:firstColumn="0" w:lastColumn="0" w:oddVBand="0" w:evenVBand="0" w:oddHBand="1" w:evenHBand="0" w:firstRowFirstColumn="0" w:firstRowLastColumn="0" w:lastRowFirstColumn="0" w:lastRowLastColumn="0"/>
-              <w:rPr>
-                <w:rFonts w:ascii="Times New Roman" w:eastAsia="Times New Roman" w:hAnsi="Times New Roman" w:cs="Times New Roman"/>
-                <w:sz w:val="20"/>
-                <w:szCs w:val="20"/>
-                <w:lang w:eastAsia="en-US"/>
-              </w:rPr>
-            </w:pPr>
-          </w:p>
-        </w:tc>
-        <w:tc>
-          <w:tcPr>
-            <w:tcW w:w="1333" w:type="pct"/>
-            <w:hideMark/>
-          </w:tcPr>
-          <w:p>
-            <w:pPr>
-              <w:jc w:val="center"/>
-              <w:cnfStyle w:val="000000100000" w:firstRow="0" w:lastRow="0" w:firstColumn="0" w:lastColumn="0" w:oddVBand="0" w:evenVBand="0" w:oddHBand="1" w:evenHBand="0" w:firstRowFirstColumn="0" w:firstRowLastColumn="0" w:lastRowFirstColumn="0" w:lastRowLastColumn="0"/>
-              <w:rPr>
-                <w:rFonts w:ascii="Times New Roman" w:eastAsia="Times New Roman" w:hAnsi="Times New Roman" w:cs="Times New Roman"/>
-                <w:sz w:val="20"/>
-                <w:szCs w:val="20"/>
-                <w:lang w:eastAsia="en-US"/>
-              </w:rPr>
-            </w:pPr>
+            <w:r>
+              <w:t>3.608</w:t>
+            </w:r>
+          </w:p>
+        </w:tc>
+        <w:tc>
+          <w:tcPr>
+            <w:tcW w:w="1333" w:type="pct"/>
+            <w:hideMark/>
+          </w:tcPr>
+          <w:p>
+            <w:r>
+              <w:t>0.002</w:t>
+            </w:r>
           </w:p>
         </w:tc>
       </w:tr>
@@ -1178,15 +1063,9 @@
             <w:hideMark/>
           </w:tcPr>
           <w:p>
-            <w:pPr>
-              <w:jc w:val="center"/>
-              <w:cnfStyle w:val="000000000000" w:firstRow="0" w:lastRow="0" w:firstColumn="0" w:lastColumn="0" w:oddVBand="0" w:evenVBand="0" w:oddHBand="0" w:evenHBand="0" w:firstRowFirstColumn="0" w:firstRowLastColumn="0" w:lastRowFirstColumn="0" w:lastRowLastColumn="0"/>
-              <w:rPr>
-                <w:rFonts w:ascii="Dax-Regular" w:eastAsia="Times New Roman" w:hAnsi="Dax-Regular" w:cs="Calibri"/>
-                <w:color w:val="000000"/>
-                <w:lang w:eastAsia="en-US"/>
-              </w:rPr>
-            </w:pPr>
+            <w:r>
+              <w:t>4.409</w:t>
+            </w:r>
           </w:p>
         </w:tc>
         <w:tc>
@@ -1195,34 +1074,20 @@
             <w:hideMark/>
           </w:tcPr>
           <w:p>
-            <w:pPr>
-              <w:jc w:val="center"/>
-              <w:cnfStyle w:val="000000000000" w:firstRow="0" w:lastRow="0" w:firstColumn="0" w:lastColumn="0" w:oddVBand="0" w:evenVBand="0" w:oddHBand="0" w:evenHBand="0" w:firstRowFirstColumn="0" w:firstRowLastColumn="0" w:lastRowFirstColumn="0" w:lastRowLastColumn="0"/>
-              <w:rPr>
-                <w:rFonts w:ascii="Times New Roman" w:eastAsia="Times New Roman" w:hAnsi="Times New Roman" w:cs="Times New Roman"/>
-                <w:sz w:val="20"/>
-                <w:szCs w:val="20"/>
-                <w:lang w:eastAsia="en-US"/>
-              </w:rPr>
-            </w:pPr>
-          </w:p>
-        </w:tc>
-        <w:tc>
-          <w:tcPr>
-            <w:tcW w:w="1333" w:type="pct"/>
-            <w:hideMark/>
-          </w:tcPr>
-          <w:p>
-            <w:pPr>
-              <w:jc w:val="center"/>
-              <w:cnfStyle w:val="000000000000" w:firstRow="0" w:lastRow="0" w:firstColumn="0" w:lastColumn="0" w:oddVBand="0" w:evenVBand="0" w:oddHBand="0" w:evenHBand="0" w:firstRowFirstColumn="0" w:firstRowLastColumn="0" w:lastRowFirstColumn="0" w:lastRowLastColumn="0"/>
-              <w:rPr>
-                <w:rFonts w:ascii="Times New Roman" w:eastAsia="Times New Roman" w:hAnsi="Times New Roman" w:cs="Times New Roman"/>
-                <w:sz w:val="20"/>
-                <w:szCs w:val="20"/>
-                <w:lang w:eastAsia="en-US"/>
-              </w:rPr>
-            </w:pPr>
+            <w:r>
+              <w:t>7.411</w:t>
+            </w:r>
+          </w:p>
+        </w:tc>
+        <w:tc>
+          <w:tcPr>
+            <w:tcW w:w="1333" w:type="pct"/>
+            <w:hideMark/>
+          </w:tcPr>
+          <w:p>
+            <w:r>
+              <w:t>0.002</w:t>
+            </w:r>
           </w:p>
         </w:tc>
       </w:tr>
@@ -1262,15 +1127,9 @@
             <w:hideMark/>
           </w:tcPr>
           <w:p>
-            <w:pPr>
-              <w:jc w:val="center"/>
-              <w:cnfStyle w:val="000000100000" w:firstRow="0" w:lastRow="0" w:firstColumn="0" w:lastColumn="0" w:oddVBand="0" w:evenVBand="0" w:oddHBand="1" w:evenHBand="0" w:firstRowFirstColumn="0" w:firstRowLastColumn="0" w:lastRowFirstColumn="0" w:lastRowLastColumn="0"/>
-              <w:rPr>
-                <w:rFonts w:ascii="Dax-Regular" w:eastAsia="Times New Roman" w:hAnsi="Dax-Regular" w:cs="Calibri"/>
-                <w:color w:val="000000"/>
-                <w:lang w:eastAsia="en-US"/>
-              </w:rPr>
-            </w:pPr>
+            <w:r>
+              <w:t>5.503</w:t>
+            </w:r>
           </w:p>
         </w:tc>
         <w:tc>
@@ -1279,34 +1138,20 @@
             <w:hideMark/>
           </w:tcPr>
           <w:p>
-            <w:pPr>
-              <w:jc w:val="center"/>
-              <w:cnfStyle w:val="000000100000" w:firstRow="0" w:lastRow="0" w:firstColumn="0" w:lastColumn="0" w:oddVBand="0" w:evenVBand="0" w:oddHBand="1" w:evenHBand="0" w:firstRowFirstColumn="0" w:firstRowLastColumn="0" w:lastRowFirstColumn="0" w:lastRowLastColumn="0"/>
-              <w:rPr>
-                <w:rFonts w:ascii="Times New Roman" w:eastAsia="Times New Roman" w:hAnsi="Times New Roman" w:cs="Times New Roman"/>
-                <w:sz w:val="20"/>
-                <w:szCs w:val="20"/>
-                <w:lang w:eastAsia="en-US"/>
-              </w:rPr>
-            </w:pPr>
-          </w:p>
-        </w:tc>
-        <w:tc>
-          <w:tcPr>
-            <w:tcW w:w="1333" w:type="pct"/>
-            <w:hideMark/>
-          </w:tcPr>
-          <w:p>
-            <w:pPr>
-              <w:jc w:val="center"/>
-              <w:cnfStyle w:val="000000100000" w:firstRow="0" w:lastRow="0" w:firstColumn="0" w:lastColumn="0" w:oddVBand="0" w:evenVBand="0" w:oddHBand="1" w:evenHBand="0" w:firstRowFirstColumn="0" w:firstRowLastColumn="0" w:lastRowFirstColumn="0" w:lastRowLastColumn="0"/>
-              <w:rPr>
-                <w:rFonts w:ascii="Times New Roman" w:eastAsia="Times New Roman" w:hAnsi="Times New Roman" w:cs="Times New Roman"/>
-                <w:sz w:val="20"/>
-                <w:szCs w:val="20"/>
-                <w:lang w:eastAsia="en-US"/>
-              </w:rPr>
-            </w:pPr>
+            <w:r>
+              <w:t>18.440</w:t>
+            </w:r>
+          </w:p>
+        </w:tc>
+        <w:tc>
+          <w:tcPr>
+            <w:tcW w:w="1333" w:type="pct"/>
+            <w:hideMark/>
+          </w:tcPr>
+          <w:p>
+            <w:r>
+              <w:t>0.002</w:t>
+            </w:r>
           </w:p>
         </w:tc>
       </w:tr>
@@ -1345,15 +1190,9 @@
             <w:hideMark/>
           </w:tcPr>
           <w:p>
-            <w:pPr>
-              <w:jc w:val="center"/>
-              <w:cnfStyle w:val="000000000000" w:firstRow="0" w:lastRow="0" w:firstColumn="0" w:lastColumn="0" w:oddVBand="0" w:evenVBand="0" w:oddHBand="0" w:evenHBand="0" w:firstRowFirstColumn="0" w:firstRowLastColumn="0" w:lastRowFirstColumn="0" w:lastRowLastColumn="0"/>
-              <w:rPr>
-                <w:rFonts w:ascii="Dax-Regular" w:eastAsia="Times New Roman" w:hAnsi="Dax-Regular" w:cs="Calibri"/>
-                <w:color w:val="000000"/>
-                <w:lang w:eastAsia="en-US"/>
-              </w:rPr>
-            </w:pPr>
+            <w:r>
+              <w:t>7.607</w:t>
+            </w:r>
           </w:p>
         </w:tc>
         <w:tc>
@@ -1362,34 +1201,20 @@
             <w:hideMark/>
           </w:tcPr>
           <w:p>
-            <w:pPr>
-              <w:jc w:val="center"/>
-              <w:cnfStyle w:val="000000000000" w:firstRow="0" w:lastRow="0" w:firstColumn="0" w:lastColumn="0" w:oddVBand="0" w:evenVBand="0" w:oddHBand="0" w:evenHBand="0" w:firstRowFirstColumn="0" w:firstRowLastColumn="0" w:lastRowFirstColumn="0" w:lastRowLastColumn="0"/>
-              <w:rPr>
-                <w:rFonts w:ascii="Times New Roman" w:eastAsia="Times New Roman" w:hAnsi="Times New Roman" w:cs="Times New Roman"/>
-                <w:sz w:val="20"/>
-                <w:szCs w:val="20"/>
-                <w:lang w:eastAsia="en-US"/>
-              </w:rPr>
-            </w:pPr>
-          </w:p>
-        </w:tc>
-        <w:tc>
-          <w:tcPr>
-            <w:tcW w:w="1333" w:type="pct"/>
-            <w:hideMark/>
-          </w:tcPr>
-          <w:p>
-            <w:pPr>
-              <w:jc w:val="center"/>
-              <w:cnfStyle w:val="000000000000" w:firstRow="0" w:lastRow="0" w:firstColumn="0" w:lastColumn="0" w:oddVBand="0" w:evenVBand="0" w:oddHBand="0" w:evenHBand="0" w:firstRowFirstColumn="0" w:firstRowLastColumn="0" w:lastRowFirstColumn="0" w:lastRowLastColumn="0"/>
-              <w:rPr>
-                <w:rFonts w:ascii="Times New Roman" w:eastAsia="Times New Roman" w:hAnsi="Times New Roman" w:cs="Times New Roman"/>
-                <w:sz w:val="20"/>
-                <w:szCs w:val="20"/>
-                <w:lang w:eastAsia="en-US"/>
-              </w:rPr>
-            </w:pPr>
+            <w:r>
+              <w:t>24.346</w:t>
+            </w:r>
+          </w:p>
+        </w:tc>
+        <w:tc>
+          <w:tcPr>
+            <w:tcW w:w="1333" w:type="pct"/>
+            <w:hideMark/>
+          </w:tcPr>
+          <w:p>
+            <w:r>
+              <w:t>0.003</w:t>
+            </w:r>
           </w:p>
         </w:tc>
       </w:tr>
@@ -1642,51 +1467,31 @@
             <w:hideMark/>
           </w:tcPr>
           <w:p>
-            <w:pPr>
-              <w:jc w:val="center"/>
-              <w:cnfStyle w:val="000000100000" w:firstRow="0" w:lastRow="0" w:firstColumn="0" w:lastColumn="0" w:oddVBand="0" w:evenVBand="0" w:oddHBand="1" w:evenHBand="0" w:firstRowFirstColumn="0" w:firstRowLastColumn="0" w:lastRowFirstColumn="0" w:lastRowLastColumn="0"/>
-              <w:rPr>
-                <w:rFonts w:ascii="Dax-Regular" w:eastAsia="Times New Roman" w:hAnsi="Dax-Regular" w:cs="Calibri"/>
-                <w:color w:val="000000"/>
-                <w:lang w:eastAsia="en-US"/>
-              </w:rPr>
-            </w:pPr>
-          </w:p>
-        </w:tc>
-        <w:tc>
-          <w:tcPr>
-            <w:tcW w:w="1333" w:type="pct"/>
-            <w:hideMark/>
-          </w:tcPr>
-          <w:p>
-            <w:pPr>
-              <w:jc w:val="center"/>
-              <w:cnfStyle w:val="000000100000" w:firstRow="0" w:lastRow="0" w:firstColumn="0" w:lastColumn="0" w:oddVBand="0" w:evenVBand="0" w:oddHBand="1" w:evenHBand="0" w:firstRowFirstColumn="0" w:firstRowLastColumn="0" w:lastRowFirstColumn="0" w:lastRowLastColumn="0"/>
-              <w:rPr>
-                <w:rFonts w:ascii="Times New Roman" w:eastAsia="Times New Roman" w:hAnsi="Times New Roman" w:cs="Times New Roman"/>
-                <w:sz w:val="20"/>
-                <w:szCs w:val="20"/>
-                <w:lang w:eastAsia="en-US"/>
-              </w:rPr>
-            </w:pPr>
-          </w:p>
-        </w:tc>
-        <w:tc>
-          <w:tcPr>
-            <w:tcW w:w="1333" w:type="pct"/>
-            <w:hideMark/>
-          </w:tcPr>
-          <w:p>
-            <w:pPr>
-              <w:jc w:val="center"/>
-              <w:cnfStyle w:val="000000100000" w:firstRow="0" w:lastRow="0" w:firstColumn="0" w:lastColumn="0" w:oddVBand="0" w:evenVBand="0" w:oddHBand="1" w:evenHBand="0" w:firstRowFirstColumn="0" w:firstRowLastColumn="0" w:lastRowFirstColumn="0" w:lastRowLastColumn="0"/>
-              <w:rPr>
-                <w:rFonts w:ascii="Times New Roman" w:eastAsia="Times New Roman" w:hAnsi="Times New Roman" w:cs="Times New Roman"/>
-                <w:sz w:val="20"/>
-                <w:szCs w:val="20"/>
-                <w:lang w:eastAsia="en-US"/>
-              </w:rPr>
-            </w:pPr>
+            <w:r>
+              <w:t>0.035</w:t>
+            </w:r>
+          </w:p>
+        </w:tc>
+        <w:tc>
+          <w:tcPr>
+            <w:tcW w:w="1333" w:type="pct"/>
+            <w:hideMark/>
+          </w:tcPr>
+          <w:p>
+            <w:r>
+              <w:t>0.053</w:t>
+            </w:r>
+          </w:p>
+        </w:tc>
+        <w:tc>
+          <w:tcPr>
+            <w:tcW w:w="1333" w:type="pct"/>
+            <w:hideMark/>
+          </w:tcPr>
+          <w:p>
+            <w:r>
+              <w:t>0.003</w:t>
+            </w:r>
           </w:p>
         </w:tc>
       </w:tr>
@@ -1725,51 +1530,31 @@
             <w:hideMark/>
           </w:tcPr>
           <w:p>
-            <w:pPr>
-              <w:jc w:val="center"/>
-              <w:cnfStyle w:val="000000000000" w:firstRow="0" w:lastRow="0" w:firstColumn="0" w:lastColumn="0" w:oddVBand="0" w:evenVBand="0" w:oddHBand="0" w:evenHBand="0" w:firstRowFirstColumn="0" w:firstRowLastColumn="0" w:lastRowFirstColumn="0" w:lastRowLastColumn="0"/>
-              <w:rPr>
-                <w:rFonts w:ascii="Dax-Regular" w:eastAsia="Times New Roman" w:hAnsi="Dax-Regular" w:cs="Calibri"/>
-                <w:color w:val="000000"/>
-                <w:lang w:eastAsia="en-US"/>
-              </w:rPr>
-            </w:pPr>
-          </w:p>
-        </w:tc>
-        <w:tc>
-          <w:tcPr>
-            <w:tcW w:w="1333" w:type="pct"/>
-            <w:hideMark/>
-          </w:tcPr>
-          <w:p>
-            <w:pPr>
-              <w:jc w:val="center"/>
-              <w:cnfStyle w:val="000000000000" w:firstRow="0" w:lastRow="0" w:firstColumn="0" w:lastColumn="0" w:oddVBand="0" w:evenVBand="0" w:oddHBand="0" w:evenHBand="0" w:firstRowFirstColumn="0" w:firstRowLastColumn="0" w:lastRowFirstColumn="0" w:lastRowLastColumn="0"/>
-              <w:rPr>
-                <w:rFonts w:ascii="Times New Roman" w:eastAsia="Times New Roman" w:hAnsi="Times New Roman" w:cs="Times New Roman"/>
-                <w:sz w:val="20"/>
-                <w:szCs w:val="20"/>
-                <w:lang w:eastAsia="en-US"/>
-              </w:rPr>
-            </w:pPr>
-          </w:p>
-        </w:tc>
-        <w:tc>
-          <w:tcPr>
-            <w:tcW w:w="1333" w:type="pct"/>
-            <w:hideMark/>
-          </w:tcPr>
-          <w:p>
-            <w:pPr>
-              <w:jc w:val="center"/>
-              <w:cnfStyle w:val="000000000000" w:firstRow="0" w:lastRow="0" w:firstColumn="0" w:lastColumn="0" w:oddVBand="0" w:evenVBand="0" w:oddHBand="0" w:evenHBand="0" w:firstRowFirstColumn="0" w:firstRowLastColumn="0" w:lastRowFirstColumn="0" w:lastRowLastColumn="0"/>
-              <w:rPr>
-                <w:rFonts w:ascii="Times New Roman" w:eastAsia="Times New Roman" w:hAnsi="Times New Roman" w:cs="Times New Roman"/>
-                <w:sz w:val="20"/>
-                <w:szCs w:val="20"/>
-                <w:lang w:eastAsia="en-US"/>
-              </w:rPr>
-            </w:pPr>
+            <w:r>
+              <w:t>0.347</w:t>
+            </w:r>
+          </w:p>
+        </w:tc>
+        <w:tc>
+          <w:tcPr>
+            <w:tcW w:w="1333" w:type="pct"/>
+            <w:hideMark/>
+          </w:tcPr>
+          <w:p>
+            <w:r>
+              <w:t>0.452</w:t>
+            </w:r>
+          </w:p>
+        </w:tc>
+        <w:tc>
+          <w:tcPr>
+            <w:tcW w:w="1333" w:type="pct"/>
+            <w:hideMark/>
+          </w:tcPr>
+          <w:p>
+            <w:r>
+              <w:t>0.001</w:t>
+            </w:r>
           </w:p>
         </w:tc>
       </w:tr>
@@ -1809,51 +1594,31 @@
             <w:hideMark/>
           </w:tcPr>
           <w:p>
-            <w:pPr>
-              <w:jc w:val="center"/>
-              <w:cnfStyle w:val="000000100000" w:firstRow="0" w:lastRow="0" w:firstColumn="0" w:lastColumn="0" w:oddVBand="0" w:evenVBand="0" w:oddHBand="1" w:evenHBand="0" w:firstRowFirstColumn="0" w:firstRowLastColumn="0" w:lastRowFirstColumn="0" w:lastRowLastColumn="0"/>
-              <w:rPr>
-                <w:rFonts w:ascii="Dax-Regular" w:eastAsia="Times New Roman" w:hAnsi="Dax-Regular" w:cs="Calibri"/>
-                <w:color w:val="000000"/>
-                <w:lang w:eastAsia="en-US"/>
-              </w:rPr>
-            </w:pPr>
-          </w:p>
-        </w:tc>
-        <w:tc>
-          <w:tcPr>
-            <w:tcW w:w="1333" w:type="pct"/>
-            <w:hideMark/>
-          </w:tcPr>
-          <w:p>
-            <w:pPr>
-              <w:jc w:val="center"/>
-              <w:cnfStyle w:val="000000100000" w:firstRow="0" w:lastRow="0" w:firstColumn="0" w:lastColumn="0" w:oddVBand="0" w:evenVBand="0" w:oddHBand="1" w:evenHBand="0" w:firstRowFirstColumn="0" w:firstRowLastColumn="0" w:lastRowFirstColumn="0" w:lastRowLastColumn="0"/>
-              <w:rPr>
-                <w:rFonts w:ascii="Times New Roman" w:eastAsia="Times New Roman" w:hAnsi="Times New Roman" w:cs="Times New Roman"/>
-                <w:sz w:val="20"/>
-                <w:szCs w:val="20"/>
-                <w:lang w:eastAsia="en-US"/>
-              </w:rPr>
-            </w:pPr>
-          </w:p>
-        </w:tc>
-        <w:tc>
-          <w:tcPr>
-            <w:tcW w:w="1333" w:type="pct"/>
-            <w:hideMark/>
-          </w:tcPr>
-          <w:p>
-            <w:pPr>
-              <w:jc w:val="center"/>
-              <w:cnfStyle w:val="000000100000" w:firstRow="0" w:lastRow="0" w:firstColumn="0" w:lastColumn="0" w:oddVBand="0" w:evenVBand="0" w:oddHBand="1" w:evenHBand="0" w:firstRowFirstColumn="0" w:firstRowLastColumn="0" w:lastRowFirstColumn="0" w:lastRowLastColumn="0"/>
-              <w:rPr>
-                <w:rFonts w:ascii="Times New Roman" w:eastAsia="Times New Roman" w:hAnsi="Times New Roman" w:cs="Times New Roman"/>
-                <w:sz w:val="20"/>
-                <w:szCs w:val="20"/>
-                <w:lang w:eastAsia="en-US"/>
-              </w:rPr>
-            </w:pPr>
+            <w:r>
+              <w:t>0.683</w:t>
+            </w:r>
+          </w:p>
+        </w:tc>
+        <w:tc>
+          <w:tcPr>
+            <w:tcW w:w="1333" w:type="pct"/>
+            <w:hideMark/>
+          </w:tcPr>
+          <w:p>
+            <w:r>
+              <w:t>1.012</w:t>
+            </w:r>
+          </w:p>
+        </w:tc>
+        <w:tc>
+          <w:tcPr>
+            <w:tcW w:w="1333" w:type="pct"/>
+            <w:hideMark/>
+          </w:tcPr>
+          <w:p>
+            <w:r>
+              <w:t>0.001</w:t>
+            </w:r>
           </w:p>
         </w:tc>
       </w:tr>
@@ -1892,51 +1657,31 @@
             <w:hideMark/>
           </w:tcPr>
           <w:p>
-            <w:pPr>
-              <w:jc w:val="center"/>
-              <w:cnfStyle w:val="000000000000" w:firstRow="0" w:lastRow="0" w:firstColumn="0" w:lastColumn="0" w:oddVBand="0" w:evenVBand="0" w:oddHBand="0" w:evenHBand="0" w:firstRowFirstColumn="0" w:firstRowLastColumn="0" w:lastRowFirstColumn="0" w:lastRowLastColumn="0"/>
-              <w:rPr>
-                <w:rFonts w:ascii="Dax-Regular" w:eastAsia="Times New Roman" w:hAnsi="Dax-Regular" w:cs="Calibri"/>
-                <w:color w:val="000000"/>
-                <w:lang w:eastAsia="en-US"/>
-              </w:rPr>
-            </w:pPr>
-          </w:p>
-        </w:tc>
-        <w:tc>
-          <w:tcPr>
-            <w:tcW w:w="1333" w:type="pct"/>
-            <w:hideMark/>
-          </w:tcPr>
-          <w:p>
-            <w:pPr>
-              <w:jc w:val="center"/>
-              <w:cnfStyle w:val="000000000000" w:firstRow="0" w:lastRow="0" w:firstColumn="0" w:lastColumn="0" w:oddVBand="0" w:evenVBand="0" w:oddHBand="0" w:evenHBand="0" w:firstRowFirstColumn="0" w:firstRowLastColumn="0" w:lastRowFirstColumn="0" w:lastRowLastColumn="0"/>
-              <w:rPr>
-                <w:rFonts w:ascii="Times New Roman" w:eastAsia="Times New Roman" w:hAnsi="Times New Roman" w:cs="Times New Roman"/>
-                <w:sz w:val="20"/>
-                <w:szCs w:val="20"/>
-                <w:lang w:eastAsia="en-US"/>
-              </w:rPr>
-            </w:pPr>
-          </w:p>
-        </w:tc>
-        <w:tc>
-          <w:tcPr>
-            <w:tcW w:w="1333" w:type="pct"/>
-            <w:hideMark/>
-          </w:tcPr>
-          <w:p>
-            <w:pPr>
-              <w:jc w:val="center"/>
-              <w:cnfStyle w:val="000000000000" w:firstRow="0" w:lastRow="0" w:firstColumn="0" w:lastColumn="0" w:oddVBand="0" w:evenVBand="0" w:oddHBand="0" w:evenHBand="0" w:firstRowFirstColumn="0" w:firstRowLastColumn="0" w:lastRowFirstColumn="0" w:lastRowLastColumn="0"/>
-              <w:rPr>
-                <w:rFonts w:ascii="Times New Roman" w:eastAsia="Times New Roman" w:hAnsi="Times New Roman" w:cs="Times New Roman"/>
-                <w:sz w:val="20"/>
-                <w:szCs w:val="20"/>
-                <w:lang w:eastAsia="en-US"/>
-              </w:rPr>
-            </w:pPr>
+            <w:r>
+              <w:t>2.487</w:t>
+            </w:r>
+          </w:p>
+        </w:tc>
+        <w:tc>
+          <w:tcPr>
+            <w:tcW w:w="1333" w:type="pct"/>
+            <w:hideMark/>
+          </w:tcPr>
+          <w:p>
+            <w:r>
+              <w:t>1.999</w:t>
+            </w:r>
+          </w:p>
+        </w:tc>
+        <w:tc>
+          <w:tcPr>
+            <w:tcW w:w="1333" w:type="pct"/>
+            <w:hideMark/>
+          </w:tcPr>
+          <w:p>
+            <w:r>
+              <w:t>0.031</w:t>
+            </w:r>
           </w:p>
         </w:tc>
       </w:tr>
@@ -1976,51 +1721,31 @@
             <w:hideMark/>
           </w:tcPr>
           <w:p>
-            <w:pPr>
-              <w:jc w:val="center"/>
-              <w:cnfStyle w:val="000000100000" w:firstRow="0" w:lastRow="0" w:firstColumn="0" w:lastColumn="0" w:oddVBand="0" w:evenVBand="0" w:oddHBand="1" w:evenHBand="0" w:firstRowFirstColumn="0" w:firstRowLastColumn="0" w:lastRowFirstColumn="0" w:lastRowLastColumn="0"/>
-              <w:rPr>
-                <w:rFonts w:ascii="Dax-Regular" w:eastAsia="Times New Roman" w:hAnsi="Dax-Regular" w:cs="Calibri"/>
-                <w:color w:val="000000"/>
-                <w:lang w:eastAsia="en-US"/>
-              </w:rPr>
-            </w:pPr>
-          </w:p>
-        </w:tc>
-        <w:tc>
-          <w:tcPr>
-            <w:tcW w:w="1333" w:type="pct"/>
-            <w:hideMark/>
-          </w:tcPr>
-          <w:p>
-            <w:pPr>
-              <w:jc w:val="center"/>
-              <w:cnfStyle w:val="000000100000" w:firstRow="0" w:lastRow="0" w:firstColumn="0" w:lastColumn="0" w:oddVBand="0" w:evenVBand="0" w:oddHBand="1" w:evenHBand="0" w:firstRowFirstColumn="0" w:firstRowLastColumn="0" w:lastRowFirstColumn="0" w:lastRowLastColumn="0"/>
-              <w:rPr>
-                <w:rFonts w:ascii="Times New Roman" w:eastAsia="Times New Roman" w:hAnsi="Times New Roman" w:cs="Times New Roman"/>
-                <w:sz w:val="20"/>
-                <w:szCs w:val="20"/>
-                <w:lang w:eastAsia="en-US"/>
-              </w:rPr>
-            </w:pPr>
-          </w:p>
-        </w:tc>
-        <w:tc>
-          <w:tcPr>
-            <w:tcW w:w="1333" w:type="pct"/>
-            <w:hideMark/>
-          </w:tcPr>
-          <w:p>
-            <w:pPr>
-              <w:jc w:val="center"/>
-              <w:cnfStyle w:val="000000100000" w:firstRow="0" w:lastRow="0" w:firstColumn="0" w:lastColumn="0" w:oddVBand="0" w:evenVBand="0" w:oddHBand="1" w:evenHBand="0" w:firstRowFirstColumn="0" w:firstRowLastColumn="0" w:lastRowFirstColumn="0" w:lastRowLastColumn="0"/>
-              <w:rPr>
-                <w:rFonts w:ascii="Times New Roman" w:eastAsia="Times New Roman" w:hAnsi="Times New Roman" w:cs="Times New Roman"/>
-                <w:sz w:val="20"/>
-                <w:szCs w:val="20"/>
-                <w:lang w:eastAsia="en-US"/>
-              </w:rPr>
-            </w:pPr>
+            <w:r>
+              <w:t>1.936</w:t>
+            </w:r>
+          </w:p>
+        </w:tc>
+        <w:tc>
+          <w:tcPr>
+            <w:tcW w:w="1333" w:type="pct"/>
+            <w:hideMark/>
+          </w:tcPr>
+          <w:p>
+            <w:r>
+              <w:t>2.501</w:t>
+            </w:r>
+          </w:p>
+        </w:tc>
+        <w:tc>
+          <w:tcPr>
+            <w:tcW w:w="1333" w:type="pct"/>
+            <w:hideMark/>
+          </w:tcPr>
+          <w:p>
+            <w:r>
+              <w:t>0.001</w:t>
+            </w:r>
           </w:p>
         </w:tc>
       </w:tr>
@@ -2059,51 +1784,31 @@
             <w:hideMark/>
           </w:tcPr>
           <w:p>
-            <w:pPr>
-              <w:jc w:val="center"/>
-              <w:cnfStyle w:val="000000000000" w:firstRow="0" w:lastRow="0" w:firstColumn="0" w:lastColumn="0" w:oddVBand="0" w:evenVBand="0" w:oddHBand="0" w:evenHBand="0" w:firstRowFirstColumn="0" w:firstRowLastColumn="0" w:lastRowFirstColumn="0" w:lastRowLastColumn="0"/>
-              <w:rPr>
-                <w:rFonts w:ascii="Dax-Regular" w:eastAsia="Times New Roman" w:hAnsi="Dax-Regular" w:cs="Calibri"/>
-                <w:color w:val="000000"/>
-                <w:lang w:eastAsia="en-US"/>
-              </w:rPr>
-            </w:pPr>
-          </w:p>
-        </w:tc>
-        <w:tc>
-          <w:tcPr>
-            <w:tcW w:w="1333" w:type="pct"/>
-            <w:hideMark/>
-          </w:tcPr>
-          <w:p>
-            <w:pPr>
-              <w:jc w:val="center"/>
-              <w:cnfStyle w:val="000000000000" w:firstRow="0" w:lastRow="0" w:firstColumn="0" w:lastColumn="0" w:oddVBand="0" w:evenVBand="0" w:oddHBand="0" w:evenHBand="0" w:firstRowFirstColumn="0" w:firstRowLastColumn="0" w:lastRowFirstColumn="0" w:lastRowLastColumn="0"/>
-              <w:rPr>
-                <w:rFonts w:ascii="Times New Roman" w:eastAsia="Times New Roman" w:hAnsi="Times New Roman" w:cs="Times New Roman"/>
-                <w:sz w:val="20"/>
-                <w:szCs w:val="20"/>
-                <w:lang w:eastAsia="en-US"/>
-              </w:rPr>
-            </w:pPr>
-          </w:p>
-        </w:tc>
-        <w:tc>
-          <w:tcPr>
-            <w:tcW w:w="1333" w:type="pct"/>
-            <w:hideMark/>
-          </w:tcPr>
-          <w:p>
-            <w:pPr>
-              <w:jc w:val="center"/>
-              <w:cnfStyle w:val="000000000000" w:firstRow="0" w:lastRow="0" w:firstColumn="0" w:lastColumn="0" w:oddVBand="0" w:evenVBand="0" w:oddHBand="0" w:evenHBand="0" w:firstRowFirstColumn="0" w:firstRowLastColumn="0" w:lastRowFirstColumn="0" w:lastRowLastColumn="0"/>
-              <w:rPr>
-                <w:rFonts w:ascii="Times New Roman" w:eastAsia="Times New Roman" w:hAnsi="Times New Roman" w:cs="Times New Roman"/>
-                <w:sz w:val="20"/>
-                <w:szCs w:val="20"/>
-                <w:lang w:eastAsia="en-US"/>
-              </w:rPr>
-            </w:pPr>
+            <w:r>
+              <w:t>4.615</w:t>
+            </w:r>
+          </w:p>
+        </w:tc>
+        <w:tc>
+          <w:tcPr>
+            <w:tcW w:w="1333" w:type="pct"/>
+            <w:hideMark/>
+          </w:tcPr>
+          <w:p>
+            <w:r>
+              <w:t>4.311</w:t>
+            </w:r>
+          </w:p>
+        </w:tc>
+        <w:tc>
+          <w:tcPr>
+            <w:tcW w:w="1333" w:type="pct"/>
+            <w:hideMark/>
+          </w:tcPr>
+          <w:p>
+            <w:r>
+              <w:t>0.002</w:t>
+            </w:r>
           </w:p>
         </w:tc>
       </w:tr>
@@ -2143,51 +1848,31 @@
             <w:hideMark/>
           </w:tcPr>
           <w:p>
-            <w:pPr>
-              <w:jc w:val="center"/>
-              <w:cnfStyle w:val="000000100000" w:firstRow="0" w:lastRow="0" w:firstColumn="0" w:lastColumn="0" w:oddVBand="0" w:evenVBand="0" w:oddHBand="1" w:evenHBand="0" w:firstRowFirstColumn="0" w:firstRowLastColumn="0" w:lastRowFirstColumn="0" w:lastRowLastColumn="0"/>
-              <w:rPr>
-                <w:rFonts w:ascii="Dax-Regular" w:eastAsia="Times New Roman" w:hAnsi="Dax-Regular" w:cs="Calibri"/>
-                <w:color w:val="000000"/>
-                <w:lang w:eastAsia="en-US"/>
-              </w:rPr>
-            </w:pPr>
-          </w:p>
-        </w:tc>
-        <w:tc>
-          <w:tcPr>
-            <w:tcW w:w="1333" w:type="pct"/>
-            <w:hideMark/>
-          </w:tcPr>
-          <w:p>
-            <w:pPr>
-              <w:jc w:val="center"/>
-              <w:cnfStyle w:val="000000100000" w:firstRow="0" w:lastRow="0" w:firstColumn="0" w:lastColumn="0" w:oddVBand="0" w:evenVBand="0" w:oddHBand="1" w:evenHBand="0" w:firstRowFirstColumn="0" w:firstRowLastColumn="0" w:lastRowFirstColumn="0" w:lastRowLastColumn="0"/>
-              <w:rPr>
-                <w:rFonts w:ascii="Times New Roman" w:eastAsia="Times New Roman" w:hAnsi="Times New Roman" w:cs="Times New Roman"/>
-                <w:sz w:val="20"/>
-                <w:szCs w:val="20"/>
-                <w:lang w:eastAsia="en-US"/>
-              </w:rPr>
-            </w:pPr>
-          </w:p>
-        </w:tc>
-        <w:tc>
-          <w:tcPr>
-            <w:tcW w:w="1333" w:type="pct"/>
-            <w:hideMark/>
-          </w:tcPr>
-          <w:p>
-            <w:pPr>
-              <w:jc w:val="center"/>
-              <w:cnfStyle w:val="000000100000" w:firstRow="0" w:lastRow="0" w:firstColumn="0" w:lastColumn="0" w:oddVBand="0" w:evenVBand="0" w:oddHBand="1" w:evenHBand="0" w:firstRowFirstColumn="0" w:firstRowLastColumn="0" w:lastRowFirstColumn="0" w:lastRowLastColumn="0"/>
-              <w:rPr>
-                <w:rFonts w:ascii="Times New Roman" w:eastAsia="Times New Roman" w:hAnsi="Times New Roman" w:cs="Times New Roman"/>
-                <w:sz w:val="20"/>
-                <w:szCs w:val="20"/>
-                <w:lang w:eastAsia="en-US"/>
-              </w:rPr>
-            </w:pPr>
+            <w:r>
+              <w:t>7.501</w:t>
+            </w:r>
+          </w:p>
+        </w:tc>
+        <w:tc>
+          <w:tcPr>
+            <w:tcW w:w="1333" w:type="pct"/>
+            <w:hideMark/>
+          </w:tcPr>
+          <w:p>
+            <w:r>
+              <w:t>6.771</w:t>
+            </w:r>
+          </w:p>
+        </w:tc>
+        <w:tc>
+          <w:tcPr>
+            <w:tcW w:w="1333" w:type="pct"/>
+            <w:hideMark/>
+          </w:tcPr>
+          <w:p>
+            <w:r>
+              <w:t>0.003</w:t>
+            </w:r>
           </w:p>
         </w:tc>
       </w:tr>
@@ -2226,51 +1911,31 @@
             <w:hideMark/>
           </w:tcPr>
           <w:p>
-            <w:pPr>
-              <w:jc w:val="center"/>
-              <w:cnfStyle w:val="000000000000" w:firstRow="0" w:lastRow="0" w:firstColumn="0" w:lastColumn="0" w:oddVBand="0" w:evenVBand="0" w:oddHBand="0" w:evenHBand="0" w:firstRowFirstColumn="0" w:firstRowLastColumn="0" w:lastRowFirstColumn="0" w:lastRowLastColumn="0"/>
-              <w:rPr>
-                <w:rFonts w:ascii="Dax-Regular" w:eastAsia="Times New Roman" w:hAnsi="Dax-Regular" w:cs="Calibri"/>
-                <w:color w:val="000000"/>
-                <w:lang w:eastAsia="en-US"/>
-              </w:rPr>
-            </w:pPr>
-          </w:p>
-        </w:tc>
-        <w:tc>
-          <w:tcPr>
-            <w:tcW w:w="1333" w:type="pct"/>
-            <w:hideMark/>
-          </w:tcPr>
-          <w:p>
-            <w:pPr>
-              <w:jc w:val="center"/>
-              <w:cnfStyle w:val="000000000000" w:firstRow="0" w:lastRow="0" w:firstColumn="0" w:lastColumn="0" w:oddVBand="0" w:evenVBand="0" w:oddHBand="0" w:evenHBand="0" w:firstRowFirstColumn="0" w:firstRowLastColumn="0" w:lastRowFirstColumn="0" w:lastRowLastColumn="0"/>
-              <w:rPr>
-                <w:rFonts w:ascii="Times New Roman" w:eastAsia="Times New Roman" w:hAnsi="Times New Roman" w:cs="Times New Roman"/>
-                <w:sz w:val="20"/>
-                <w:szCs w:val="20"/>
-                <w:lang w:eastAsia="en-US"/>
-              </w:rPr>
-            </w:pPr>
-          </w:p>
-        </w:tc>
-        <w:tc>
-          <w:tcPr>
-            <w:tcW w:w="1333" w:type="pct"/>
-            <w:hideMark/>
-          </w:tcPr>
-          <w:p>
-            <w:pPr>
-              <w:jc w:val="center"/>
-              <w:cnfStyle w:val="000000000000" w:firstRow="0" w:lastRow="0" w:firstColumn="0" w:lastColumn="0" w:oddVBand="0" w:evenVBand="0" w:oddHBand="0" w:evenHBand="0" w:firstRowFirstColumn="0" w:firstRowLastColumn="0" w:lastRowFirstColumn="0" w:lastRowLastColumn="0"/>
-              <w:rPr>
-                <w:rFonts w:ascii="Times New Roman" w:eastAsia="Times New Roman" w:hAnsi="Times New Roman" w:cs="Times New Roman"/>
-                <w:sz w:val="20"/>
-                <w:szCs w:val="20"/>
-                <w:lang w:eastAsia="en-US"/>
-              </w:rPr>
-            </w:pPr>
+            <w:r>
+              <w:t>7.438</w:t>
+            </w:r>
+          </w:p>
+        </w:tc>
+        <w:tc>
+          <w:tcPr>
+            <w:tcW w:w="1333" w:type="pct"/>
+            <w:hideMark/>
+          </w:tcPr>
+          <w:p>
+            <w:r>
+              <w:t>9.875</w:t>
+            </w:r>
+          </w:p>
+        </w:tc>
+        <w:tc>
+          <w:tcPr>
+            <w:tcW w:w="1333" w:type="pct"/>
+            <w:hideMark/>
+          </w:tcPr>
+          <w:p>
+            <w:r>
+              <w:t>0.002</w:t>
+            </w:r>
           </w:p>
         </w:tc>
       </w:tr>
@@ -2564,51 +2229,31 @@
             <w:hideMark/>
           </w:tcPr>
           <w:p>
-            <w:pPr>
-              <w:jc w:val="center"/>
-              <w:cnfStyle w:val="000000100000" w:firstRow="0" w:lastRow="0" w:firstColumn="0" w:lastColumn="0" w:oddVBand="0" w:evenVBand="0" w:oddHBand="1" w:evenHBand="0" w:firstRowFirstColumn="0" w:firstRowLastColumn="0" w:lastRowFirstColumn="0" w:lastRowLastColumn="0"/>
-              <w:rPr>
-                <w:rFonts w:ascii="Dax-Regular" w:eastAsia="Times New Roman" w:hAnsi="Dax-Regular" w:cs="Calibri"/>
-                <w:color w:val="000000"/>
-                <w:lang w:eastAsia="en-US"/>
-              </w:rPr>
-            </w:pPr>
-          </w:p>
-        </w:tc>
-        <w:tc>
-          <w:tcPr>
-            <w:tcW w:w="1333" w:type="pct"/>
-            <w:hideMark/>
-          </w:tcPr>
-          <w:p>
-            <w:pPr>
-              <w:jc w:val="center"/>
-              <w:cnfStyle w:val="000000100000" w:firstRow="0" w:lastRow="0" w:firstColumn="0" w:lastColumn="0" w:oddVBand="0" w:evenVBand="0" w:oddHBand="1" w:evenHBand="0" w:firstRowFirstColumn="0" w:firstRowLastColumn="0" w:lastRowFirstColumn="0" w:lastRowLastColumn="0"/>
-              <w:rPr>
-                <w:rFonts w:ascii="Times New Roman" w:eastAsia="Times New Roman" w:hAnsi="Times New Roman" w:cs="Times New Roman"/>
-                <w:sz w:val="20"/>
-                <w:szCs w:val="20"/>
-                <w:lang w:eastAsia="en-US"/>
-              </w:rPr>
-            </w:pPr>
-          </w:p>
-        </w:tc>
-        <w:tc>
-          <w:tcPr>
-            <w:tcW w:w="1333" w:type="pct"/>
-            <w:hideMark/>
-          </w:tcPr>
-          <w:p>
-            <w:pPr>
-              <w:jc w:val="center"/>
-              <w:cnfStyle w:val="000000100000" w:firstRow="0" w:lastRow="0" w:firstColumn="0" w:lastColumn="0" w:oddVBand="0" w:evenVBand="0" w:oddHBand="1" w:evenHBand="0" w:firstRowFirstColumn="0" w:firstRowLastColumn="0" w:lastRowFirstColumn="0" w:lastRowLastColumn="0"/>
-              <w:rPr>
-                <w:rFonts w:ascii="Times New Roman" w:eastAsia="Times New Roman" w:hAnsi="Times New Roman" w:cs="Times New Roman"/>
-                <w:sz w:val="20"/>
-                <w:szCs w:val="20"/>
-                <w:lang w:eastAsia="en-US"/>
-              </w:rPr>
-            </w:pPr>
+            <w:r>
+              <w:t>0.244</w:t>
+            </w:r>
+          </w:p>
+        </w:tc>
+        <w:tc>
+          <w:tcPr>
+            <w:tcW w:w="1333" w:type="pct"/>
+            <w:hideMark/>
+          </w:tcPr>
+          <w:p>
+            <w:r>
+              <w:t>0.130</w:t>
+            </w:r>
+          </w:p>
+        </w:tc>
+        <w:tc>
+          <w:tcPr>
+            <w:tcW w:w="1333" w:type="pct"/>
+            <w:hideMark/>
+          </w:tcPr>
+          <w:p>
+            <w:r>
+              <w:t>0.019</w:t>
+            </w:r>
           </w:p>
         </w:tc>
       </w:tr>
@@ -2647,51 +2292,31 @@
             <w:hideMark/>
           </w:tcPr>
           <w:p>
-            <w:pPr>
-              <w:jc w:val="center"/>
-              <w:cnfStyle w:val="000000000000" w:firstRow="0" w:lastRow="0" w:firstColumn="0" w:lastColumn="0" w:oddVBand="0" w:evenVBand="0" w:oddHBand="0" w:evenHBand="0" w:firstRowFirstColumn="0" w:firstRowLastColumn="0" w:lastRowFirstColumn="0" w:lastRowLastColumn="0"/>
-              <w:rPr>
-                <w:rFonts w:ascii="Dax-Regular" w:eastAsia="Times New Roman" w:hAnsi="Dax-Regular" w:cs="Calibri"/>
-                <w:color w:val="000000"/>
-                <w:lang w:eastAsia="en-US"/>
-              </w:rPr>
-            </w:pPr>
-          </w:p>
-        </w:tc>
-        <w:tc>
-          <w:tcPr>
-            <w:tcW w:w="1333" w:type="pct"/>
-            <w:hideMark/>
-          </w:tcPr>
-          <w:p>
-            <w:pPr>
-              <w:jc w:val="center"/>
-              <w:cnfStyle w:val="000000000000" w:firstRow="0" w:lastRow="0" w:firstColumn="0" w:lastColumn="0" w:oddVBand="0" w:evenVBand="0" w:oddHBand="0" w:evenHBand="0" w:firstRowFirstColumn="0" w:firstRowLastColumn="0" w:lastRowFirstColumn="0" w:lastRowLastColumn="0"/>
-              <w:rPr>
-                <w:rFonts w:ascii="Times New Roman" w:eastAsia="Times New Roman" w:hAnsi="Times New Roman" w:cs="Times New Roman"/>
-                <w:sz w:val="20"/>
-                <w:szCs w:val="20"/>
-                <w:lang w:eastAsia="en-US"/>
-              </w:rPr>
-            </w:pPr>
-          </w:p>
-        </w:tc>
-        <w:tc>
-          <w:tcPr>
-            <w:tcW w:w="1333" w:type="pct"/>
-            <w:hideMark/>
-          </w:tcPr>
-          <w:p>
-            <w:pPr>
-              <w:jc w:val="center"/>
-              <w:cnfStyle w:val="000000000000" w:firstRow="0" w:lastRow="0" w:firstColumn="0" w:lastColumn="0" w:oddVBand="0" w:evenVBand="0" w:oddHBand="0" w:evenHBand="0" w:firstRowFirstColumn="0" w:firstRowLastColumn="0" w:lastRowFirstColumn="0" w:lastRowLastColumn="0"/>
-              <w:rPr>
-                <w:rFonts w:ascii="Times New Roman" w:eastAsia="Times New Roman" w:hAnsi="Times New Roman" w:cs="Times New Roman"/>
-                <w:sz w:val="20"/>
-                <w:szCs w:val="20"/>
-                <w:lang w:eastAsia="en-US"/>
-              </w:rPr>
-            </w:pPr>
+            <w:r>
+              <w:t>0.918</w:t>
+            </w:r>
+          </w:p>
+        </w:tc>
+        <w:tc>
+          <w:tcPr>
+            <w:tcW w:w="1333" w:type="pct"/>
+            <w:hideMark/>
+          </w:tcPr>
+          <w:p>
+            <w:r>
+              <w:t>1.234</w:t>
+            </w:r>
+          </w:p>
+        </w:tc>
+        <w:tc>
+          <w:tcPr>
+            <w:tcW w:w="1333" w:type="pct"/>
+            <w:hideMark/>
+          </w:tcPr>
+          <w:p>
+            <w:r>
+              <w:t>0.002</w:t>
+            </w:r>
           </w:p>
         </w:tc>
       </w:tr>
@@ -2731,51 +2356,31 @@
             <w:hideMark/>
           </w:tcPr>
           <w:p>
-            <w:pPr>
-              <w:jc w:val="center"/>
-              <w:cnfStyle w:val="000000100000" w:firstRow="0" w:lastRow="0" w:firstColumn="0" w:lastColumn="0" w:oddVBand="0" w:evenVBand="0" w:oddHBand="1" w:evenHBand="0" w:firstRowFirstColumn="0" w:firstRowLastColumn="0" w:lastRowFirstColumn="0" w:lastRowLastColumn="0"/>
-              <w:rPr>
-                <w:rFonts w:ascii="Dax-Regular" w:eastAsia="Times New Roman" w:hAnsi="Dax-Regular" w:cs="Calibri"/>
-                <w:color w:val="000000"/>
-                <w:lang w:eastAsia="en-US"/>
-              </w:rPr>
-            </w:pPr>
-          </w:p>
-        </w:tc>
-        <w:tc>
-          <w:tcPr>
-            <w:tcW w:w="1333" w:type="pct"/>
-            <w:hideMark/>
-          </w:tcPr>
-          <w:p>
-            <w:pPr>
-              <w:jc w:val="center"/>
-              <w:cnfStyle w:val="000000100000" w:firstRow="0" w:lastRow="0" w:firstColumn="0" w:lastColumn="0" w:oddVBand="0" w:evenVBand="0" w:oddHBand="1" w:evenHBand="0" w:firstRowFirstColumn="0" w:firstRowLastColumn="0" w:lastRowFirstColumn="0" w:lastRowLastColumn="0"/>
-              <w:rPr>
-                <w:rFonts w:ascii="Times New Roman" w:eastAsia="Times New Roman" w:hAnsi="Times New Roman" w:cs="Times New Roman"/>
-                <w:sz w:val="20"/>
-                <w:szCs w:val="20"/>
-                <w:lang w:eastAsia="en-US"/>
-              </w:rPr>
-            </w:pPr>
-          </w:p>
-        </w:tc>
-        <w:tc>
-          <w:tcPr>
-            <w:tcW w:w="1333" w:type="pct"/>
-            <w:hideMark/>
-          </w:tcPr>
-          <w:p>
-            <w:pPr>
-              <w:jc w:val="center"/>
-              <w:cnfStyle w:val="000000100000" w:firstRow="0" w:lastRow="0" w:firstColumn="0" w:lastColumn="0" w:oddVBand="0" w:evenVBand="0" w:oddHBand="1" w:evenHBand="0" w:firstRowFirstColumn="0" w:firstRowLastColumn="0" w:lastRowFirstColumn="0" w:lastRowLastColumn="0"/>
-              <w:rPr>
-                <w:rFonts w:ascii="Times New Roman" w:eastAsia="Times New Roman" w:hAnsi="Times New Roman" w:cs="Times New Roman"/>
-                <w:sz w:val="20"/>
-                <w:szCs w:val="20"/>
-                <w:lang w:eastAsia="en-US"/>
-              </w:rPr>
-            </w:pPr>
+            <w:r>
+              <w:t>1.199</w:t>
+            </w:r>
+          </w:p>
+        </w:tc>
+        <w:tc>
+          <w:tcPr>
+            <w:tcW w:w="1333" w:type="pct"/>
+            <w:hideMark/>
+          </w:tcPr>
+          <w:p>
+            <w:r>
+              <w:t>1.048</w:t>
+            </w:r>
+          </w:p>
+        </w:tc>
+        <w:tc>
+          <w:tcPr>
+            <w:tcW w:w="1333" w:type="pct"/>
+            <w:hideMark/>
+          </w:tcPr>
+          <w:p>
+            <w:r>
+              <w:t>0.002</w:t>
+            </w:r>
           </w:p>
         </w:tc>
       </w:tr>
@@ -2814,51 +2419,31 @@
             <w:hideMark/>
           </w:tcPr>
           <w:p>
-            <w:pPr>
-              <w:jc w:val="center"/>
-              <w:cnfStyle w:val="000000000000" w:firstRow="0" w:lastRow="0" w:firstColumn="0" w:lastColumn="0" w:oddVBand="0" w:evenVBand="0" w:oddHBand="0" w:evenHBand="0" w:firstRowFirstColumn="0" w:firstRowLastColumn="0" w:lastRowFirstColumn="0" w:lastRowLastColumn="0"/>
-              <w:rPr>
-                <w:rFonts w:ascii="Dax-Regular" w:eastAsia="Times New Roman" w:hAnsi="Dax-Regular" w:cs="Calibri"/>
-                <w:color w:val="000000"/>
-                <w:lang w:eastAsia="en-US"/>
-              </w:rPr>
-            </w:pPr>
-          </w:p>
-        </w:tc>
-        <w:tc>
-          <w:tcPr>
-            <w:tcW w:w="1333" w:type="pct"/>
-            <w:hideMark/>
-          </w:tcPr>
-          <w:p>
-            <w:pPr>
-              <w:jc w:val="center"/>
-              <w:cnfStyle w:val="000000000000" w:firstRow="0" w:lastRow="0" w:firstColumn="0" w:lastColumn="0" w:oddVBand="0" w:evenVBand="0" w:oddHBand="0" w:evenHBand="0" w:firstRowFirstColumn="0" w:firstRowLastColumn="0" w:lastRowFirstColumn="0" w:lastRowLastColumn="0"/>
-              <w:rPr>
-                <w:rFonts w:ascii="Times New Roman" w:eastAsia="Times New Roman" w:hAnsi="Times New Roman" w:cs="Times New Roman"/>
-                <w:sz w:val="20"/>
-                <w:szCs w:val="20"/>
-                <w:lang w:eastAsia="en-US"/>
-              </w:rPr>
-            </w:pPr>
-          </w:p>
-        </w:tc>
-        <w:tc>
-          <w:tcPr>
-            <w:tcW w:w="1333" w:type="pct"/>
-            <w:hideMark/>
-          </w:tcPr>
-          <w:p>
-            <w:pPr>
-              <w:jc w:val="center"/>
-              <w:cnfStyle w:val="000000000000" w:firstRow="0" w:lastRow="0" w:firstColumn="0" w:lastColumn="0" w:oddVBand="0" w:evenVBand="0" w:oddHBand="0" w:evenHBand="0" w:firstRowFirstColumn="0" w:firstRowLastColumn="0" w:lastRowFirstColumn="0" w:lastRowLastColumn="0"/>
-              <w:rPr>
-                <w:rFonts w:ascii="Times New Roman" w:eastAsia="Times New Roman" w:hAnsi="Times New Roman" w:cs="Times New Roman"/>
-                <w:sz w:val="20"/>
-                <w:szCs w:val="20"/>
-                <w:lang w:eastAsia="en-US"/>
-              </w:rPr>
-            </w:pPr>
+            <w:r>
+              <w:t>3.376</w:t>
+            </w:r>
+          </w:p>
+        </w:tc>
+        <w:tc>
+          <w:tcPr>
+            <w:tcW w:w="1333" w:type="pct"/>
+            <w:hideMark/>
+          </w:tcPr>
+          <w:p>
+            <w:r>
+              <w:t>2.210</w:t>
+            </w:r>
+          </w:p>
+        </w:tc>
+        <w:tc>
+          <w:tcPr>
+            <w:tcW w:w="1333" w:type="pct"/>
+            <w:hideMark/>
+          </w:tcPr>
+          <w:p>
+            <w:r>
+              <w:t>0.002</w:t>
+            </w:r>
           </w:p>
         </w:tc>
       </w:tr>
@@ -2898,51 +2483,31 @@
             <w:hideMark/>
           </w:tcPr>
           <w:p>
-            <w:pPr>
-              <w:jc w:val="center"/>
-              <w:cnfStyle w:val="000000100000" w:firstRow="0" w:lastRow="0" w:firstColumn="0" w:lastColumn="0" w:oddVBand="0" w:evenVBand="0" w:oddHBand="1" w:evenHBand="0" w:firstRowFirstColumn="0" w:firstRowLastColumn="0" w:lastRowFirstColumn="0" w:lastRowLastColumn="0"/>
-              <w:rPr>
-                <w:rFonts w:ascii="Dax-Regular" w:eastAsia="Times New Roman" w:hAnsi="Dax-Regular" w:cs="Calibri"/>
-                <w:color w:val="000000"/>
-                <w:lang w:eastAsia="en-US"/>
-              </w:rPr>
-            </w:pPr>
-          </w:p>
-        </w:tc>
-        <w:tc>
-          <w:tcPr>
-            <w:tcW w:w="1333" w:type="pct"/>
-            <w:hideMark/>
-          </w:tcPr>
-          <w:p>
-            <w:pPr>
-              <w:jc w:val="center"/>
-              <w:cnfStyle w:val="000000100000" w:firstRow="0" w:lastRow="0" w:firstColumn="0" w:lastColumn="0" w:oddVBand="0" w:evenVBand="0" w:oddHBand="1" w:evenHBand="0" w:firstRowFirstColumn="0" w:firstRowLastColumn="0" w:lastRowFirstColumn="0" w:lastRowLastColumn="0"/>
-              <w:rPr>
-                <w:rFonts w:ascii="Times New Roman" w:eastAsia="Times New Roman" w:hAnsi="Times New Roman" w:cs="Times New Roman"/>
-                <w:sz w:val="20"/>
-                <w:szCs w:val="20"/>
-                <w:lang w:eastAsia="en-US"/>
-              </w:rPr>
-            </w:pPr>
-          </w:p>
-        </w:tc>
-        <w:tc>
-          <w:tcPr>
-            <w:tcW w:w="1333" w:type="pct"/>
-            <w:hideMark/>
-          </w:tcPr>
-          <w:p>
-            <w:pPr>
-              <w:jc w:val="center"/>
-              <w:cnfStyle w:val="000000100000" w:firstRow="0" w:lastRow="0" w:firstColumn="0" w:lastColumn="0" w:oddVBand="0" w:evenVBand="0" w:oddHBand="1" w:evenHBand="0" w:firstRowFirstColumn="0" w:firstRowLastColumn="0" w:lastRowFirstColumn="0" w:lastRowLastColumn="0"/>
-              <w:rPr>
-                <w:rFonts w:ascii="Times New Roman" w:eastAsia="Times New Roman" w:hAnsi="Times New Roman" w:cs="Times New Roman"/>
-                <w:sz w:val="20"/>
-                <w:szCs w:val="20"/>
-                <w:lang w:eastAsia="en-US"/>
-              </w:rPr>
-            </w:pPr>
+            <w:r>
+              <w:t>3.536</w:t>
+            </w:r>
+          </w:p>
+        </w:tc>
+        <w:tc>
+          <w:tcPr>
+            <w:tcW w:w="1333" w:type="pct"/>
+            <w:hideMark/>
+          </w:tcPr>
+          <w:p>
+            <w:r>
+              <w:t>4.249</w:t>
+            </w:r>
+          </w:p>
+        </w:tc>
+        <w:tc>
+          <w:tcPr>
+            <w:tcW w:w="1333" w:type="pct"/>
+            <w:hideMark/>
+          </w:tcPr>
+          <w:p>
+            <w:r>
+              <w:t>0.009</w:t>
+            </w:r>
           </w:p>
         </w:tc>
       </w:tr>
@@ -2981,51 +2546,31 @@
             <w:hideMark/>
           </w:tcPr>
           <w:p>
-            <w:pPr>
-              <w:jc w:val="center"/>
-              <w:cnfStyle w:val="000000000000" w:firstRow="0" w:lastRow="0" w:firstColumn="0" w:lastColumn="0" w:oddVBand="0" w:evenVBand="0" w:oddHBand="0" w:evenHBand="0" w:firstRowFirstColumn="0" w:firstRowLastColumn="0" w:lastRowFirstColumn="0" w:lastRowLastColumn="0"/>
-              <w:rPr>
-                <w:rFonts w:ascii="Dax-Regular" w:eastAsia="Times New Roman" w:hAnsi="Dax-Regular" w:cs="Calibri"/>
-                <w:color w:val="000000"/>
-                <w:lang w:eastAsia="en-US"/>
-              </w:rPr>
-            </w:pPr>
-          </w:p>
-        </w:tc>
-        <w:tc>
-          <w:tcPr>
-            <w:tcW w:w="1333" w:type="pct"/>
-            <w:hideMark/>
-          </w:tcPr>
-          <w:p>
-            <w:pPr>
-              <w:jc w:val="center"/>
-              <w:cnfStyle w:val="000000000000" w:firstRow="0" w:lastRow="0" w:firstColumn="0" w:lastColumn="0" w:oddVBand="0" w:evenVBand="0" w:oddHBand="0" w:evenHBand="0" w:firstRowFirstColumn="0" w:firstRowLastColumn="0" w:lastRowFirstColumn="0" w:lastRowLastColumn="0"/>
-              <w:rPr>
-                <w:rFonts w:ascii="Times New Roman" w:eastAsia="Times New Roman" w:hAnsi="Times New Roman" w:cs="Times New Roman"/>
-                <w:sz w:val="20"/>
-                <w:szCs w:val="20"/>
-                <w:lang w:eastAsia="en-US"/>
-              </w:rPr>
-            </w:pPr>
-          </w:p>
-        </w:tc>
-        <w:tc>
-          <w:tcPr>
-            <w:tcW w:w="1333" w:type="pct"/>
-            <w:hideMark/>
-          </w:tcPr>
-          <w:p>
-            <w:pPr>
-              <w:jc w:val="center"/>
-              <w:cnfStyle w:val="000000000000" w:firstRow="0" w:lastRow="0" w:firstColumn="0" w:lastColumn="0" w:oddVBand="0" w:evenVBand="0" w:oddHBand="0" w:evenHBand="0" w:firstRowFirstColumn="0" w:firstRowLastColumn="0" w:lastRowFirstColumn="0" w:lastRowLastColumn="0"/>
-              <w:rPr>
-                <w:rFonts w:ascii="Times New Roman" w:eastAsia="Times New Roman" w:hAnsi="Times New Roman" w:cs="Times New Roman"/>
-                <w:sz w:val="20"/>
-                <w:szCs w:val="20"/>
-                <w:lang w:eastAsia="en-US"/>
-              </w:rPr>
-            </w:pPr>
+            <w:r>
+              <w:t>6.514</w:t>
+            </w:r>
+          </w:p>
+        </w:tc>
+        <w:tc>
+          <w:tcPr>
+            <w:tcW w:w="1333" w:type="pct"/>
+            <w:hideMark/>
+          </w:tcPr>
+          <w:p>
+            <w:r>
+              <w:t>7.585</w:t>
+            </w:r>
+          </w:p>
+        </w:tc>
+        <w:tc>
+          <w:tcPr>
+            <w:tcW w:w="1333" w:type="pct"/>
+            <w:hideMark/>
+          </w:tcPr>
+          <w:p>
+            <w:r>
+              <w:t>0.003</w:t>
+            </w:r>
           </w:p>
         </w:tc>
       </w:tr>
@@ -3065,51 +2610,31 @@
             <w:hideMark/>
           </w:tcPr>
           <w:p>
-            <w:pPr>
-              <w:jc w:val="center"/>
-              <w:cnfStyle w:val="000000100000" w:firstRow="0" w:lastRow="0" w:firstColumn="0" w:lastColumn="0" w:oddVBand="0" w:evenVBand="0" w:oddHBand="1" w:evenHBand="0" w:firstRowFirstColumn="0" w:firstRowLastColumn="0" w:lastRowFirstColumn="0" w:lastRowLastColumn="0"/>
-              <w:rPr>
-                <w:rFonts w:ascii="Dax-Regular" w:eastAsia="Times New Roman" w:hAnsi="Dax-Regular" w:cs="Calibri"/>
-                <w:color w:val="000000"/>
-                <w:lang w:eastAsia="en-US"/>
-              </w:rPr>
-            </w:pPr>
-          </w:p>
-        </w:tc>
-        <w:tc>
-          <w:tcPr>
-            <w:tcW w:w="1333" w:type="pct"/>
-            <w:hideMark/>
-          </w:tcPr>
-          <w:p>
-            <w:pPr>
-              <w:jc w:val="center"/>
-              <w:cnfStyle w:val="000000100000" w:firstRow="0" w:lastRow="0" w:firstColumn="0" w:lastColumn="0" w:oddVBand="0" w:evenVBand="0" w:oddHBand="1" w:evenHBand="0" w:firstRowFirstColumn="0" w:firstRowLastColumn="0" w:lastRowFirstColumn="0" w:lastRowLastColumn="0"/>
-              <w:rPr>
-                <w:rFonts w:ascii="Times New Roman" w:eastAsia="Times New Roman" w:hAnsi="Times New Roman" w:cs="Times New Roman"/>
-                <w:sz w:val="20"/>
-                <w:szCs w:val="20"/>
-                <w:lang w:eastAsia="en-US"/>
-              </w:rPr>
-            </w:pPr>
-          </w:p>
-        </w:tc>
-        <w:tc>
-          <w:tcPr>
-            <w:tcW w:w="1333" w:type="pct"/>
-            <w:hideMark/>
-          </w:tcPr>
-          <w:p>
-            <w:pPr>
-              <w:jc w:val="center"/>
-              <w:cnfStyle w:val="000000100000" w:firstRow="0" w:lastRow="0" w:firstColumn="0" w:lastColumn="0" w:oddVBand="0" w:evenVBand="0" w:oddHBand="1" w:evenHBand="0" w:firstRowFirstColumn="0" w:firstRowLastColumn="0" w:lastRowFirstColumn="0" w:lastRowLastColumn="0"/>
-              <w:rPr>
-                <w:rFonts w:ascii="Times New Roman" w:eastAsia="Times New Roman" w:hAnsi="Times New Roman" w:cs="Times New Roman"/>
-                <w:sz w:val="20"/>
-                <w:szCs w:val="20"/>
-                <w:lang w:eastAsia="en-US"/>
-              </w:rPr>
-            </w:pPr>
+            <w:r>
+              <w:t>11.359</w:t>
+            </w:r>
+          </w:p>
+        </w:tc>
+        <w:tc>
+          <w:tcPr>
+            <w:tcW w:w="1333" w:type="pct"/>
+            <w:hideMark/>
+          </w:tcPr>
+          <w:p>
+            <w:r>
+              <w:t>9.381</w:t>
+            </w:r>
+          </w:p>
+        </w:tc>
+        <w:tc>
+          <w:tcPr>
+            <w:tcW w:w="1333" w:type="pct"/>
+            <w:hideMark/>
+          </w:tcPr>
+          <w:p>
+            <w:r>
+              <w:t>0.003</w:t>
+            </w:r>
           </w:p>
         </w:tc>
       </w:tr>
@@ -3148,51 +2673,31 @@
             <w:hideMark/>
           </w:tcPr>
           <w:p>
-            <w:pPr>
-              <w:jc w:val="center"/>
-              <w:cnfStyle w:val="000000000000" w:firstRow="0" w:lastRow="0" w:firstColumn="0" w:lastColumn="0" w:oddVBand="0" w:evenVBand="0" w:oddHBand="0" w:evenHBand="0" w:firstRowFirstColumn="0" w:firstRowLastColumn="0" w:lastRowFirstColumn="0" w:lastRowLastColumn="0"/>
-              <w:rPr>
-                <w:rFonts w:ascii="Dax-Regular" w:eastAsia="Times New Roman" w:hAnsi="Dax-Regular" w:cs="Calibri"/>
-                <w:color w:val="000000"/>
-                <w:lang w:eastAsia="en-US"/>
-              </w:rPr>
-            </w:pPr>
-          </w:p>
-        </w:tc>
-        <w:tc>
-          <w:tcPr>
-            <w:tcW w:w="1333" w:type="pct"/>
-            <w:hideMark/>
-          </w:tcPr>
-          <w:p>
-            <w:pPr>
-              <w:jc w:val="center"/>
-              <w:cnfStyle w:val="000000000000" w:firstRow="0" w:lastRow="0" w:firstColumn="0" w:lastColumn="0" w:oddVBand="0" w:evenVBand="0" w:oddHBand="0" w:evenHBand="0" w:firstRowFirstColumn="0" w:firstRowLastColumn="0" w:lastRowFirstColumn="0" w:lastRowLastColumn="0"/>
-              <w:rPr>
-                <w:rFonts w:ascii="Times New Roman" w:eastAsia="Times New Roman" w:hAnsi="Times New Roman" w:cs="Times New Roman"/>
-                <w:sz w:val="20"/>
-                <w:szCs w:val="20"/>
-                <w:lang w:eastAsia="en-US"/>
-              </w:rPr>
-            </w:pPr>
-          </w:p>
-        </w:tc>
-        <w:tc>
-          <w:tcPr>
-            <w:tcW w:w="1333" w:type="pct"/>
-            <w:hideMark/>
-          </w:tcPr>
-          <w:p>
-            <w:pPr>
-              <w:jc w:val="center"/>
-              <w:cnfStyle w:val="000000000000" w:firstRow="0" w:lastRow="0" w:firstColumn="0" w:lastColumn="0" w:oddVBand="0" w:evenVBand="0" w:oddHBand="0" w:evenHBand="0" w:firstRowFirstColumn="0" w:firstRowLastColumn="0" w:lastRowFirstColumn="0" w:lastRowLastColumn="0"/>
-              <w:rPr>
-                <w:rFonts w:ascii="Times New Roman" w:eastAsia="Times New Roman" w:hAnsi="Times New Roman" w:cs="Times New Roman"/>
-                <w:sz w:val="20"/>
-                <w:szCs w:val="20"/>
-                <w:lang w:eastAsia="en-US"/>
-              </w:rPr>
-            </w:pPr>
+            <w:r>
+              <w:t>19.836</w:t>
+            </w:r>
+          </w:p>
+        </w:tc>
+        <w:tc>
+          <w:tcPr>
+            <w:tcW w:w="1333" w:type="pct"/>
+            <w:hideMark/>
+          </w:tcPr>
+          <w:p>
+            <w:r>
+              <w:t>13.144</w:t>
+            </w:r>
+          </w:p>
+        </w:tc>
+        <w:tc>
+          <w:tcPr>
+            <w:tcW w:w="1333" w:type="pct"/>
+            <w:hideMark/>
+          </w:tcPr>
+          <w:p>
+            <w:r>
+              <w:t>0.003</w:t>
+            </w:r>
           </w:p>
         </w:tc>
       </w:tr>
@@ -3487,51 +2992,31 @@
             <w:hideMark/>
           </w:tcPr>
           <w:p>
-            <w:pPr>
-              <w:jc w:val="center"/>
-              <w:cnfStyle w:val="000000100000" w:firstRow="0" w:lastRow="0" w:firstColumn="0" w:lastColumn="0" w:oddVBand="0" w:evenVBand="0" w:oddHBand="1" w:evenHBand="0" w:firstRowFirstColumn="0" w:firstRowLastColumn="0" w:lastRowFirstColumn="0" w:lastRowLastColumn="0"/>
-              <w:rPr>
-                <w:rFonts w:ascii="Dax-Regular" w:eastAsia="Times New Roman" w:hAnsi="Dax-Regular" w:cs="Calibri"/>
-                <w:color w:val="000000"/>
-                <w:lang w:eastAsia="en-US"/>
-              </w:rPr>
-            </w:pPr>
-          </w:p>
-        </w:tc>
-        <w:tc>
-          <w:tcPr>
-            <w:tcW w:w="1333" w:type="pct"/>
-            <w:hideMark/>
-          </w:tcPr>
-          <w:p>
-            <w:pPr>
-              <w:jc w:val="center"/>
-              <w:cnfStyle w:val="000000100000" w:firstRow="0" w:lastRow="0" w:firstColumn="0" w:lastColumn="0" w:oddVBand="0" w:evenVBand="0" w:oddHBand="1" w:evenHBand="0" w:firstRowFirstColumn="0" w:firstRowLastColumn="0" w:lastRowFirstColumn="0" w:lastRowLastColumn="0"/>
-              <w:rPr>
-                <w:rFonts w:ascii="Times New Roman" w:eastAsia="Times New Roman" w:hAnsi="Times New Roman" w:cs="Times New Roman"/>
-                <w:sz w:val="20"/>
-                <w:szCs w:val="20"/>
-                <w:lang w:eastAsia="en-US"/>
-              </w:rPr>
-            </w:pPr>
-          </w:p>
-        </w:tc>
-        <w:tc>
-          <w:tcPr>
-            <w:tcW w:w="1333" w:type="pct"/>
-            <w:hideMark/>
-          </w:tcPr>
-          <w:p>
-            <w:pPr>
-              <w:jc w:val="center"/>
-              <w:cnfStyle w:val="000000100000" w:firstRow="0" w:lastRow="0" w:firstColumn="0" w:lastColumn="0" w:oddVBand="0" w:evenVBand="0" w:oddHBand="1" w:evenHBand="0" w:firstRowFirstColumn="0" w:firstRowLastColumn="0" w:lastRowFirstColumn="0" w:lastRowLastColumn="0"/>
-              <w:rPr>
-                <w:rFonts w:ascii="Times New Roman" w:eastAsia="Times New Roman" w:hAnsi="Times New Roman" w:cs="Times New Roman"/>
-                <w:sz w:val="20"/>
-                <w:szCs w:val="20"/>
-                <w:lang w:eastAsia="en-US"/>
-              </w:rPr>
-            </w:pPr>
+            <w:r>
+              <w:t>0.070</w:t>
+            </w:r>
+          </w:p>
+        </w:tc>
+        <w:tc>
+          <w:tcPr>
+            <w:tcW w:w="1333" w:type="pct"/>
+            <w:hideMark/>
+          </w:tcPr>
+          <w:p>
+            <w:r>
+              <w:t>0.495</w:t>
+            </w:r>
+          </w:p>
+        </w:tc>
+        <w:tc>
+          <w:tcPr>
+            <w:tcW w:w="1333" w:type="pct"/>
+            <w:hideMark/>
+          </w:tcPr>
+          <w:p>
+            <w:r>
+              <w:t>0.006</w:t>
+            </w:r>
           </w:p>
         </w:tc>
       </w:tr>
@@ -3570,51 +3055,31 @@
             <w:hideMark/>
           </w:tcPr>
           <w:p>
-            <w:pPr>
-              <w:jc w:val="center"/>
-              <w:cnfStyle w:val="000000000000" w:firstRow="0" w:lastRow="0" w:firstColumn="0" w:lastColumn="0" w:oddVBand="0" w:evenVBand="0" w:oddHBand="0" w:evenHBand="0" w:firstRowFirstColumn="0" w:firstRowLastColumn="0" w:lastRowFirstColumn="0" w:lastRowLastColumn="0"/>
-              <w:rPr>
-                <w:rFonts w:ascii="Dax-Regular" w:eastAsia="Times New Roman" w:hAnsi="Dax-Regular" w:cs="Calibri"/>
-                <w:color w:val="000000"/>
-                <w:lang w:eastAsia="en-US"/>
-              </w:rPr>
-            </w:pPr>
-          </w:p>
-        </w:tc>
-        <w:tc>
-          <w:tcPr>
-            <w:tcW w:w="1333" w:type="pct"/>
-            <w:hideMark/>
-          </w:tcPr>
-          <w:p>
-            <w:pPr>
-              <w:jc w:val="center"/>
-              <w:cnfStyle w:val="000000000000" w:firstRow="0" w:lastRow="0" w:firstColumn="0" w:lastColumn="0" w:oddVBand="0" w:evenVBand="0" w:oddHBand="0" w:evenHBand="0" w:firstRowFirstColumn="0" w:firstRowLastColumn="0" w:lastRowFirstColumn="0" w:lastRowLastColumn="0"/>
-              <w:rPr>
-                <w:rFonts w:ascii="Times New Roman" w:eastAsia="Times New Roman" w:hAnsi="Times New Roman" w:cs="Times New Roman"/>
-                <w:sz w:val="20"/>
-                <w:szCs w:val="20"/>
-                <w:lang w:eastAsia="en-US"/>
-              </w:rPr>
-            </w:pPr>
-          </w:p>
-        </w:tc>
-        <w:tc>
-          <w:tcPr>
-            <w:tcW w:w="1333" w:type="pct"/>
-            <w:hideMark/>
-          </w:tcPr>
-          <w:p>
-            <w:pPr>
-              <w:jc w:val="center"/>
-              <w:cnfStyle w:val="000000000000" w:firstRow="0" w:lastRow="0" w:firstColumn="0" w:lastColumn="0" w:oddVBand="0" w:evenVBand="0" w:oddHBand="0" w:evenHBand="0" w:firstRowFirstColumn="0" w:firstRowLastColumn="0" w:lastRowFirstColumn="0" w:lastRowLastColumn="0"/>
-              <w:rPr>
-                <w:rFonts w:ascii="Times New Roman" w:eastAsia="Times New Roman" w:hAnsi="Times New Roman" w:cs="Times New Roman"/>
-                <w:sz w:val="20"/>
-                <w:szCs w:val="20"/>
-                <w:lang w:eastAsia="en-US"/>
-              </w:rPr>
-            </w:pPr>
+            <w:r>
+              <w:t>0.689</w:t>
+            </w:r>
+          </w:p>
+        </w:tc>
+        <w:tc>
+          <w:tcPr>
+            <w:tcW w:w="1333" w:type="pct"/>
+            <w:hideMark/>
+          </w:tcPr>
+          <w:p>
+            <w:r>
+              <w:t>7.103</w:t>
+            </w:r>
+          </w:p>
+        </w:tc>
+        <w:tc>
+          <w:tcPr>
+            <w:tcW w:w="1333" w:type="pct"/>
+            <w:hideMark/>
+          </w:tcPr>
+          <w:p>
+            <w:r>
+              <w:t>0.003</w:t>
+            </w:r>
           </w:p>
         </w:tc>
       </w:tr>
@@ -3654,51 +3119,31 @@
             <w:hideMark/>
           </w:tcPr>
           <w:p>
-            <w:pPr>
-              <w:jc w:val="center"/>
-              <w:cnfStyle w:val="000000100000" w:firstRow="0" w:lastRow="0" w:firstColumn="0" w:lastColumn="0" w:oddVBand="0" w:evenVBand="0" w:oddHBand="1" w:evenHBand="0" w:firstRowFirstColumn="0" w:firstRowLastColumn="0" w:lastRowFirstColumn="0" w:lastRowLastColumn="0"/>
-              <w:rPr>
-                <w:rFonts w:ascii="Dax-Regular" w:eastAsia="Times New Roman" w:hAnsi="Dax-Regular" w:cs="Calibri"/>
-                <w:color w:val="000000"/>
-                <w:lang w:eastAsia="en-US"/>
-              </w:rPr>
-            </w:pPr>
-          </w:p>
-        </w:tc>
-        <w:tc>
-          <w:tcPr>
-            <w:tcW w:w="1333" w:type="pct"/>
-            <w:hideMark/>
-          </w:tcPr>
-          <w:p>
-            <w:pPr>
-              <w:jc w:val="center"/>
-              <w:cnfStyle w:val="000000100000" w:firstRow="0" w:lastRow="0" w:firstColumn="0" w:lastColumn="0" w:oddVBand="0" w:evenVBand="0" w:oddHBand="1" w:evenHBand="0" w:firstRowFirstColumn="0" w:firstRowLastColumn="0" w:lastRowFirstColumn="0" w:lastRowLastColumn="0"/>
-              <w:rPr>
-                <w:rFonts w:ascii="Times New Roman" w:eastAsia="Times New Roman" w:hAnsi="Times New Roman" w:cs="Times New Roman"/>
-                <w:sz w:val="20"/>
-                <w:szCs w:val="20"/>
-                <w:lang w:eastAsia="en-US"/>
-              </w:rPr>
-            </w:pPr>
-          </w:p>
-        </w:tc>
-        <w:tc>
-          <w:tcPr>
-            <w:tcW w:w="1333" w:type="pct"/>
-            <w:hideMark/>
-          </w:tcPr>
-          <w:p>
-            <w:pPr>
-              <w:jc w:val="center"/>
-              <w:cnfStyle w:val="000000100000" w:firstRow="0" w:lastRow="0" w:firstColumn="0" w:lastColumn="0" w:oddVBand="0" w:evenVBand="0" w:oddHBand="1" w:evenHBand="0" w:firstRowFirstColumn="0" w:firstRowLastColumn="0" w:lastRowFirstColumn="0" w:lastRowLastColumn="0"/>
-              <w:rPr>
-                <w:rFonts w:ascii="Times New Roman" w:eastAsia="Times New Roman" w:hAnsi="Times New Roman" w:cs="Times New Roman"/>
-                <w:sz w:val="20"/>
-                <w:szCs w:val="20"/>
-                <w:lang w:eastAsia="en-US"/>
-              </w:rPr>
-            </w:pPr>
+            <w:r>
+              <w:t>0.866</w:t>
+            </w:r>
+          </w:p>
+        </w:tc>
+        <w:tc>
+          <w:tcPr>
+            <w:tcW w:w="1333" w:type="pct"/>
+            <w:hideMark/>
+          </w:tcPr>
+          <w:p>
+            <w:r>
+              <w:t>23.773</w:t>
+            </w:r>
+          </w:p>
+        </w:tc>
+        <w:tc>
+          <w:tcPr>
+            <w:tcW w:w="1333" w:type="pct"/>
+            <w:hideMark/>
+          </w:tcPr>
+          <w:p>
+            <w:r>
+              <w:t>0.002</w:t>
+            </w:r>
           </w:p>
         </w:tc>
       </w:tr>
@@ -3737,51 +3182,31 @@
             <w:hideMark/>
           </w:tcPr>
           <w:p>
-            <w:pPr>
-              <w:jc w:val="center"/>
-              <w:cnfStyle w:val="000000000000" w:firstRow="0" w:lastRow="0" w:firstColumn="0" w:lastColumn="0" w:oddVBand="0" w:evenVBand="0" w:oddHBand="0" w:evenHBand="0" w:firstRowFirstColumn="0" w:firstRowLastColumn="0" w:lastRowFirstColumn="0" w:lastRowLastColumn="0"/>
-              <w:rPr>
-                <w:rFonts w:ascii="Dax-Regular" w:eastAsia="Times New Roman" w:hAnsi="Dax-Regular" w:cs="Calibri"/>
-                <w:color w:val="000000"/>
-                <w:lang w:eastAsia="en-US"/>
-              </w:rPr>
-            </w:pPr>
-          </w:p>
-        </w:tc>
-        <w:tc>
-          <w:tcPr>
-            <w:tcW w:w="1333" w:type="pct"/>
-            <w:hideMark/>
-          </w:tcPr>
-          <w:p>
-            <w:pPr>
-              <w:jc w:val="center"/>
-              <w:cnfStyle w:val="000000000000" w:firstRow="0" w:lastRow="0" w:firstColumn="0" w:lastColumn="0" w:oddVBand="0" w:evenVBand="0" w:oddHBand="0" w:evenHBand="0" w:firstRowFirstColumn="0" w:firstRowLastColumn="0" w:lastRowFirstColumn="0" w:lastRowLastColumn="0"/>
-              <w:rPr>
-                <w:rFonts w:ascii="Times New Roman" w:eastAsia="Times New Roman" w:hAnsi="Times New Roman" w:cs="Times New Roman"/>
-                <w:sz w:val="20"/>
-                <w:szCs w:val="20"/>
-                <w:lang w:eastAsia="en-US"/>
-              </w:rPr>
-            </w:pPr>
-          </w:p>
-        </w:tc>
-        <w:tc>
-          <w:tcPr>
-            <w:tcW w:w="1333" w:type="pct"/>
-            <w:hideMark/>
-          </w:tcPr>
-          <w:p>
-            <w:pPr>
-              <w:jc w:val="center"/>
-              <w:cnfStyle w:val="000000000000" w:firstRow="0" w:lastRow="0" w:firstColumn="0" w:lastColumn="0" w:oddVBand="0" w:evenVBand="0" w:oddHBand="0" w:evenHBand="0" w:firstRowFirstColumn="0" w:firstRowLastColumn="0" w:lastRowFirstColumn="0" w:lastRowLastColumn="0"/>
-              <w:rPr>
-                <w:rFonts w:ascii="Times New Roman" w:eastAsia="Times New Roman" w:hAnsi="Times New Roman" w:cs="Times New Roman"/>
-                <w:sz w:val="20"/>
-                <w:szCs w:val="20"/>
-                <w:lang w:eastAsia="en-US"/>
-              </w:rPr>
-            </w:pPr>
+            <w:r>
+              <w:t>2.783</w:t>
+            </w:r>
+          </w:p>
+        </w:tc>
+        <w:tc>
+          <w:tcPr>
+            <w:tcW w:w="1333" w:type="pct"/>
+            <w:hideMark/>
+          </w:tcPr>
+          <w:p>
+            <w:r>
+              <w:t>100.866</w:t>
+            </w:r>
+          </w:p>
+        </w:tc>
+        <w:tc>
+          <w:tcPr>
+            <w:tcW w:w="1333" w:type="pct"/>
+            <w:hideMark/>
+          </w:tcPr>
+          <w:p>
+            <w:r>
+              <w:t>0.003</w:t>
+            </w:r>
           </w:p>
         </w:tc>
       </w:tr>
@@ -3821,51 +3246,31 @@
             <w:hideMark/>
           </w:tcPr>
           <w:p>
-            <w:pPr>
-              <w:jc w:val="center"/>
-              <w:cnfStyle w:val="000000100000" w:firstRow="0" w:lastRow="0" w:firstColumn="0" w:lastColumn="0" w:oddVBand="0" w:evenVBand="0" w:oddHBand="1" w:evenHBand="0" w:firstRowFirstColumn="0" w:firstRowLastColumn="0" w:lastRowFirstColumn="0" w:lastRowLastColumn="0"/>
-              <w:rPr>
-                <w:rFonts w:ascii="Dax-Regular" w:eastAsia="Times New Roman" w:hAnsi="Dax-Regular" w:cs="Calibri"/>
-                <w:color w:val="000000"/>
-                <w:lang w:eastAsia="en-US"/>
-              </w:rPr>
-            </w:pPr>
-          </w:p>
-        </w:tc>
-        <w:tc>
-          <w:tcPr>
-            <w:tcW w:w="1333" w:type="pct"/>
-            <w:hideMark/>
-          </w:tcPr>
-          <w:p>
-            <w:pPr>
-              <w:jc w:val="center"/>
-              <w:cnfStyle w:val="000000100000" w:firstRow="0" w:lastRow="0" w:firstColumn="0" w:lastColumn="0" w:oddVBand="0" w:evenVBand="0" w:oddHBand="1" w:evenHBand="0" w:firstRowFirstColumn="0" w:firstRowLastColumn="0" w:lastRowFirstColumn="0" w:lastRowLastColumn="0"/>
-              <w:rPr>
-                <w:rFonts w:ascii="Times New Roman" w:eastAsia="Times New Roman" w:hAnsi="Times New Roman" w:cs="Times New Roman"/>
-                <w:sz w:val="20"/>
-                <w:szCs w:val="20"/>
-                <w:lang w:eastAsia="en-US"/>
-              </w:rPr>
-            </w:pPr>
-          </w:p>
-        </w:tc>
-        <w:tc>
-          <w:tcPr>
-            <w:tcW w:w="1333" w:type="pct"/>
-            <w:hideMark/>
-          </w:tcPr>
-          <w:p>
-            <w:pPr>
-              <w:jc w:val="center"/>
-              <w:cnfStyle w:val="000000100000" w:firstRow="0" w:lastRow="0" w:firstColumn="0" w:lastColumn="0" w:oddVBand="0" w:evenVBand="0" w:oddHBand="1" w:evenHBand="0" w:firstRowFirstColumn="0" w:firstRowLastColumn="0" w:lastRowFirstColumn="0" w:lastRowLastColumn="0"/>
-              <w:rPr>
-                <w:rFonts w:ascii="Times New Roman" w:eastAsia="Times New Roman" w:hAnsi="Times New Roman" w:cs="Times New Roman"/>
-                <w:sz w:val="20"/>
-                <w:szCs w:val="20"/>
-                <w:lang w:eastAsia="en-US"/>
-              </w:rPr>
-            </w:pPr>
+            <w:r>
+              <w:t>2.956</w:t>
+            </w:r>
+          </w:p>
+        </w:tc>
+        <w:tc>
+          <w:tcPr>
+            <w:tcW w:w="1333" w:type="pct"/>
+            <w:hideMark/>
+          </w:tcPr>
+          <w:p>
+            <w:r>
+              <w:t>260.109</w:t>
+            </w:r>
+          </w:p>
+        </w:tc>
+        <w:tc>
+          <w:tcPr>
+            <w:tcW w:w="1333" w:type="pct"/>
+            <w:hideMark/>
+          </w:tcPr>
+          <w:p>
+            <w:r>
+              <w:t>0.003</w:t>
+            </w:r>
           </w:p>
         </w:tc>
       </w:tr>
@@ -3904,51 +3309,31 @@
             <w:hideMark/>
           </w:tcPr>
           <w:p>
-            <w:pPr>
-              <w:jc w:val="center"/>
-              <w:cnfStyle w:val="000000000000" w:firstRow="0" w:lastRow="0" w:firstColumn="0" w:lastColumn="0" w:oddVBand="0" w:evenVBand="0" w:oddHBand="0" w:evenHBand="0" w:firstRowFirstColumn="0" w:firstRowLastColumn="0" w:lastRowFirstColumn="0" w:lastRowLastColumn="0"/>
-              <w:rPr>
-                <w:rFonts w:ascii="Dax-Regular" w:eastAsia="Times New Roman" w:hAnsi="Dax-Regular" w:cs="Calibri"/>
-                <w:color w:val="000000"/>
-                <w:lang w:eastAsia="en-US"/>
-              </w:rPr>
-            </w:pPr>
-          </w:p>
-        </w:tc>
-        <w:tc>
-          <w:tcPr>
-            <w:tcW w:w="1333" w:type="pct"/>
-            <w:hideMark/>
-          </w:tcPr>
-          <w:p>
-            <w:pPr>
-              <w:jc w:val="center"/>
-              <w:cnfStyle w:val="000000000000" w:firstRow="0" w:lastRow="0" w:firstColumn="0" w:lastColumn="0" w:oddVBand="0" w:evenVBand="0" w:oddHBand="0" w:evenHBand="0" w:firstRowFirstColumn="0" w:firstRowLastColumn="0" w:lastRowFirstColumn="0" w:lastRowLastColumn="0"/>
-              <w:rPr>
-                <w:rFonts w:ascii="Times New Roman" w:eastAsia="Times New Roman" w:hAnsi="Times New Roman" w:cs="Times New Roman"/>
-                <w:sz w:val="20"/>
-                <w:szCs w:val="20"/>
-                <w:lang w:eastAsia="en-US"/>
-              </w:rPr>
-            </w:pPr>
-          </w:p>
-        </w:tc>
-        <w:tc>
-          <w:tcPr>
-            <w:tcW w:w="1333" w:type="pct"/>
-            <w:hideMark/>
-          </w:tcPr>
-          <w:p>
-            <w:pPr>
-              <w:jc w:val="center"/>
-              <w:cnfStyle w:val="000000000000" w:firstRow="0" w:lastRow="0" w:firstColumn="0" w:lastColumn="0" w:oddVBand="0" w:evenVBand="0" w:oddHBand="0" w:evenHBand="0" w:firstRowFirstColumn="0" w:firstRowLastColumn="0" w:lastRowFirstColumn="0" w:lastRowLastColumn="0"/>
-              <w:rPr>
-                <w:rFonts w:ascii="Times New Roman" w:eastAsia="Times New Roman" w:hAnsi="Times New Roman" w:cs="Times New Roman"/>
-                <w:sz w:val="20"/>
-                <w:szCs w:val="20"/>
-                <w:lang w:eastAsia="en-US"/>
-              </w:rPr>
-            </w:pPr>
+            <w:r>
+              <w:t>6.386</w:t>
+            </w:r>
+          </w:p>
+        </w:tc>
+        <w:tc>
+          <w:tcPr>
+            <w:tcW w:w="1333" w:type="pct"/>
+            <w:hideMark/>
+          </w:tcPr>
+          <w:p>
+            <w:r>
+              <w:t>744.605</w:t>
+            </w:r>
+          </w:p>
+        </w:tc>
+        <w:tc>
+          <w:tcPr>
+            <w:tcW w:w="1333" w:type="pct"/>
+            <w:hideMark/>
+          </w:tcPr>
+          <w:p>
+            <w:r>
+              <w:t>0.005</w:t>
+            </w:r>
           </w:p>
         </w:tc>
       </w:tr>
@@ -3988,51 +3373,31 @@
             <w:hideMark/>
           </w:tcPr>
           <w:p>
-            <w:pPr>
-              <w:jc w:val="center"/>
-              <w:cnfStyle w:val="000000100000" w:firstRow="0" w:lastRow="0" w:firstColumn="0" w:lastColumn="0" w:oddVBand="0" w:evenVBand="0" w:oddHBand="1" w:evenHBand="0" w:firstRowFirstColumn="0" w:firstRowLastColumn="0" w:lastRowFirstColumn="0" w:lastRowLastColumn="0"/>
-              <w:rPr>
-                <w:rFonts w:ascii="Dax-Regular" w:eastAsia="Times New Roman" w:hAnsi="Dax-Regular" w:cs="Calibri"/>
-                <w:color w:val="000000"/>
-                <w:lang w:eastAsia="en-US"/>
-              </w:rPr>
-            </w:pPr>
-          </w:p>
-        </w:tc>
-        <w:tc>
-          <w:tcPr>
-            <w:tcW w:w="1333" w:type="pct"/>
-            <w:hideMark/>
-          </w:tcPr>
-          <w:p>
-            <w:pPr>
-              <w:jc w:val="center"/>
-              <w:cnfStyle w:val="000000100000" w:firstRow="0" w:lastRow="0" w:firstColumn="0" w:lastColumn="0" w:oddVBand="0" w:evenVBand="0" w:oddHBand="1" w:evenHBand="0" w:firstRowFirstColumn="0" w:firstRowLastColumn="0" w:lastRowFirstColumn="0" w:lastRowLastColumn="0"/>
-              <w:rPr>
-                <w:rFonts w:ascii="Times New Roman" w:eastAsia="Times New Roman" w:hAnsi="Times New Roman" w:cs="Times New Roman"/>
-                <w:sz w:val="20"/>
-                <w:szCs w:val="20"/>
-                <w:lang w:eastAsia="en-US"/>
-              </w:rPr>
-            </w:pPr>
-          </w:p>
-        </w:tc>
-        <w:tc>
-          <w:tcPr>
-            <w:tcW w:w="1333" w:type="pct"/>
-            <w:hideMark/>
-          </w:tcPr>
-          <w:p>
-            <w:pPr>
-              <w:jc w:val="center"/>
-              <w:cnfStyle w:val="000000100000" w:firstRow="0" w:lastRow="0" w:firstColumn="0" w:lastColumn="0" w:oddVBand="0" w:evenVBand="0" w:oddHBand="1" w:evenHBand="0" w:firstRowFirstColumn="0" w:firstRowLastColumn="0" w:lastRowFirstColumn="0" w:lastRowLastColumn="0"/>
-              <w:rPr>
-                <w:rFonts w:ascii="Times New Roman" w:eastAsia="Times New Roman" w:hAnsi="Times New Roman" w:cs="Times New Roman"/>
-                <w:sz w:val="20"/>
-                <w:szCs w:val="20"/>
-                <w:lang w:eastAsia="en-US"/>
-              </w:rPr>
-            </w:pPr>
+            <w:r>
+              <w:t>9.516</w:t>
+            </w:r>
+          </w:p>
+        </w:tc>
+        <w:tc>
+          <w:tcPr>
+            <w:tcW w:w="1333" w:type="pct"/>
+            <w:hideMark/>
+          </w:tcPr>
+          <w:p>
+            <w:r>
+              <w:t>1814.438</w:t>
+            </w:r>
+          </w:p>
+        </w:tc>
+        <w:tc>
+          <w:tcPr>
+            <w:tcW w:w="1333" w:type="pct"/>
+            <w:hideMark/>
+          </w:tcPr>
+          <w:p>
+            <w:r>
+              <w:t>0.004</w:t>
+            </w:r>
           </w:p>
         </w:tc>
       </w:tr>
@@ -4071,51 +3436,31 @@
             <w:hideMark/>
           </w:tcPr>
           <w:p>
-            <w:pPr>
-              <w:jc w:val="center"/>
-              <w:cnfStyle w:val="000000000000" w:firstRow="0" w:lastRow="0" w:firstColumn="0" w:lastColumn="0" w:oddVBand="0" w:evenVBand="0" w:oddHBand="0" w:evenHBand="0" w:firstRowFirstColumn="0" w:firstRowLastColumn="0" w:lastRowFirstColumn="0" w:lastRowLastColumn="0"/>
-              <w:rPr>
-                <w:rFonts w:ascii="Dax-Regular" w:eastAsia="Times New Roman" w:hAnsi="Dax-Regular" w:cs="Calibri"/>
-                <w:color w:val="000000"/>
-                <w:lang w:eastAsia="en-US"/>
-              </w:rPr>
-            </w:pPr>
-          </w:p>
-        </w:tc>
-        <w:tc>
-          <w:tcPr>
-            <w:tcW w:w="1333" w:type="pct"/>
-            <w:hideMark/>
-          </w:tcPr>
-          <w:p>
-            <w:pPr>
-              <w:jc w:val="center"/>
-              <w:cnfStyle w:val="000000000000" w:firstRow="0" w:lastRow="0" w:firstColumn="0" w:lastColumn="0" w:oddVBand="0" w:evenVBand="0" w:oddHBand="0" w:evenHBand="0" w:firstRowFirstColumn="0" w:firstRowLastColumn="0" w:lastRowFirstColumn="0" w:lastRowLastColumn="0"/>
-              <w:rPr>
-                <w:rFonts w:ascii="Times New Roman" w:eastAsia="Times New Roman" w:hAnsi="Times New Roman" w:cs="Times New Roman"/>
-                <w:sz w:val="20"/>
-                <w:szCs w:val="20"/>
-                <w:lang w:eastAsia="en-US"/>
-              </w:rPr>
-            </w:pPr>
-          </w:p>
-        </w:tc>
-        <w:tc>
-          <w:tcPr>
-            <w:tcW w:w="1333" w:type="pct"/>
-            <w:hideMark/>
-          </w:tcPr>
-          <w:p>
-            <w:pPr>
-              <w:jc w:val="center"/>
-              <w:cnfStyle w:val="000000000000" w:firstRow="0" w:lastRow="0" w:firstColumn="0" w:lastColumn="0" w:oddVBand="0" w:evenVBand="0" w:oddHBand="0" w:evenHBand="0" w:firstRowFirstColumn="0" w:firstRowLastColumn="0" w:lastRowFirstColumn="0" w:lastRowLastColumn="0"/>
-              <w:rPr>
-                <w:rFonts w:ascii="Times New Roman" w:eastAsia="Times New Roman" w:hAnsi="Times New Roman" w:cs="Times New Roman"/>
-                <w:sz w:val="20"/>
-                <w:szCs w:val="20"/>
-                <w:lang w:eastAsia="en-US"/>
-              </w:rPr>
-            </w:pPr>
+            <w:r>
+              <w:t>28.190</w:t>
+            </w:r>
+          </w:p>
+        </w:tc>
+        <w:tc>
+          <w:tcPr>
+            <w:tcW w:w="1333" w:type="pct"/>
+            <w:hideMark/>
+          </w:tcPr>
+          <w:p>
+            <w:r>
+              <w:t>2836.770</w:t>
+            </w:r>
+          </w:p>
+        </w:tc>
+        <w:tc>
+          <w:tcPr>
+            <w:tcW w:w="1333" w:type="pct"/>
+            <w:hideMark/>
+          </w:tcPr>
+          <w:p>
+            <w:r>
+              <w:t>0.005</w:t>
+            </w:r>
           </w:p>
         </w:tc>
       </w:tr>
@@ -11435,6 +10780,12 @@
       </w:r>
     </w:p>
     <w:p>
+      <w:pPr/>
+      <w:r>
+        <w:t>Sí, y son marcadas en varias operaciones. Con la muestra completa (10.000 libros, 100%): en la Cola, enqueue es más rápido en Array List (7.607 ms) que en Linked List (19.836 ms), mientras que dequeue es más rápido en Linked List (13.144 ms) que en Array List (24.346 ms); peek es prácticamente idéntico en ambas (0.003 ms), como corresponde a una operación O(1) en las dos implementaciones. En la Pila, push es más rápido en Array List (7.438 ms) que en Linked List (28.190 ms), y la diferencia se dispara en pop: Array List toma 9.875 ms frente a 2836.770 ms de Linked List, casi 287 veces más lento. La razón está en la implementación: add_last en Array List es un append de Python (O(1) amortizado, memoria contigua) y en Linked List arma un nodo y actualiza el puntero last (también O(1) pero con más overhead por objeto). remove_first en Linked List solo mueve el puntero first (O(1) real), mientras que en Array List cada remove_first desplaza todos los elementos restantes (O(n) por operación). Y remove_last en Linked List es el punto débil de esta implementación: al no guardarse un puntero al penúltimo nodo, hay que recorrer la lista completa para encontrarlo, así que cada pop es O(n) y el ciclo de prueba (que hace n pops) termina siendo O(n²); en Array List, pop al final es simplemente list.pop(-1), O(1), por lo que el ciclo completo es O(n).</w:t>
+      </w:r>
+    </w:p>
+    <w:p>
       <w:pPr>
         <w:pStyle w:val="Prrafodelista"/>
         <w:numPr>
@@ -11482,6 +10833,12 @@
       </w:r>
     </w:p>
     <w:p>
+      <w:pPr/>
+      <w:r>
+        <w:t>Depende del patrón de acceso. Si se inserta y elimina con frecuencia por el frente (como en una cola), Linked List conviene más, porque add_last y remove_first son O(1) reales sin desplazar memoria; en Array List cada remove_first es O(n). Si en cambio se accede aleatoriamente a elementos por posición (get_element), Array List es claramente más eficiente: indexar un arreglo es O(1), mientras que en Linked List hay que recorrer nodo por nodo desde el inicio, O(n). Para operaciones concentradas al final de la estructura (como una pila con push/pop), Array List es la mejor opción con esta implementación puntual, porque remove_last en la Linked List usada aquí no mantiene un puntero al penúltimo nodo y por eso es O(n) en vez de O(1).</w:t>
+      </w:r>
+    </w:p>
+    <w:p>
       <w:pPr>
         <w:pStyle w:val="Prrafodelista"/>
         <w:numPr>
@@ -11498,6 +10855,12 @@
           <w:lang w:val="es-CO"/>
         </w:rPr>
         <w:t>Durante la ejecución de las pruebas ¿Se presentan anomalías en los tiempos de ejecución que no se explican con la teoría?</w:t>
+      </w:r>
+    </w:p>
+    <w:p>
+      <w:pPr/>
+      <w:r>
+        <w:t>La anomalía más notoria está en dequeue: en teoría, el ciclo de prueba hace remove_first n veces, así que Array List debería ser O(n²) total (cada remove_first desplaza hasta n elementos) frente a Linked List, que es O(n) total (cada remove_first es O(1)). Con n = 10.000 se esperaría una diferencia mucho más grande que la observada (24.346 ms vs 13.144 ms, solo 1.85x), muy por debajo de la brecha de ~287x que sí se ve en pop de la pila (donde la comparación asintótica es la misma, O(n²) contra O(n)). La explicación no contradice la teoría, la matiza: list.pop(0) de Python está implementado en C como un memmove contiguo muy optimizado, con una constante de tiempo mucho menor que recorrer nodos de un diccionario de Python (el nodo de Linked List es un dict con punteros). A este tamaño de muestra, la ventaja asintótica de Linked List todavía no alcanza a compensar su mayor costo por paso; con muestras más grandes se esperaría que la curva cuadrática de Array List termine dominando con más claridad.</w:t>
       </w:r>
     </w:p>
     <w:p>
@@ -11780,6 +11143,16 @@
             <w:tcW w:w="1245" w:type="dxa"/>
           </w:tcPr>
           <w:p>
+            <w:r>
+              <w:t>X</w:t>
+            </w:r>
+          </w:p>
+        </w:tc>
+        <w:tc>
+          <w:tcPr>
+            <w:tcW w:w="1251" w:type="dxa"/>
+          </w:tcPr>
+          <w:p>
             <w:pPr>
               <w:cnfStyle w:val="000000100000" w:firstRow="0" w:lastRow="0" w:firstColumn="0" w:lastColumn="0" w:oddVBand="0" w:evenVBand="0" w:oddHBand="1" w:evenHBand="0" w:firstRowFirstColumn="0" w:firstRowLastColumn="0" w:lastRowFirstColumn="0" w:lastRowLastColumn="0"/>
               <w:rPr>
@@ -11790,28 +11163,12 @@
         </w:tc>
         <w:tc>
           <w:tcPr>
-            <w:tcW w:w="1251" w:type="dxa"/>
-          </w:tcPr>
-          <w:p>
-            <w:pPr>
-              <w:cnfStyle w:val="000000100000" w:firstRow="0" w:lastRow="0" w:firstColumn="0" w:lastColumn="0" w:oddVBand="0" w:evenVBand="0" w:oddHBand="1" w:evenHBand="0" w:firstRowFirstColumn="0" w:firstRowLastColumn="0" w:lastRowFirstColumn="0" w:lastRowLastColumn="0"/>
-              <w:rPr>
-                <w:lang w:val="es-CO"/>
-              </w:rPr>
-            </w:pPr>
-          </w:p>
-        </w:tc>
-        <w:tc>
-          <w:tcPr>
             <w:tcW w:w="4765" w:type="dxa"/>
           </w:tcPr>
           <w:p>
-            <w:pPr>
-              <w:cnfStyle w:val="000000100000" w:firstRow="0" w:lastRow="0" w:firstColumn="0" w:lastColumn="0" w:oddVBand="0" w:evenVBand="0" w:oddHBand="1" w:evenHBand="0" w:firstRowFirstColumn="0" w:firstRowLastColumn="0" w:lastRowFirstColumn="0" w:lastRowLastColumn="0"/>
-              <w:rPr>
-                <w:lang w:val="es-CO"/>
-              </w:rPr>
-            </w:pPr>
+            <w:r>
+              <w:t>Array List es más rápida: append al final es O(1) amortizado sobre memoria contigua, con menor overhead que crear y enlazar un nodo.</w:t>
+            </w:r>
           </w:p>
         </w:tc>
       </w:tr>
@@ -11894,12 +11251,9 @@
             <w:tcW w:w="1251" w:type="dxa"/>
           </w:tcPr>
           <w:p>
-            <w:pPr>
-              <w:cnfStyle w:val="000000000000" w:firstRow="0" w:lastRow="0" w:firstColumn="0" w:lastColumn="0" w:oddVBand="0" w:evenVBand="0" w:oddHBand="0" w:evenHBand="0" w:firstRowFirstColumn="0" w:firstRowLastColumn="0" w:lastRowFirstColumn="0" w:lastRowLastColumn="0"/>
-              <w:rPr>
-                <w:lang w:val="es-CO"/>
-              </w:rPr>
-            </w:pPr>
+            <w:r>
+              <w:t>X</w:t>
+            </w:r>
           </w:p>
         </w:tc>
         <w:tc>
@@ -11907,12 +11261,9 @@
             <w:tcW w:w="4765" w:type="dxa"/>
           </w:tcPr>
           <w:p>
-            <w:pPr>
-              <w:cnfStyle w:val="000000000000" w:firstRow="0" w:lastRow="0" w:firstColumn="0" w:lastColumn="0" w:oddVBand="0" w:evenVBand="0" w:oddHBand="0" w:evenHBand="0" w:firstRowFirstColumn="0" w:firstRowLastColumn="0" w:lastRowFirstColumn="0" w:lastRowLastColumn="0"/>
-              <w:rPr>
-                <w:lang w:val="es-CO"/>
-              </w:rPr>
-            </w:pPr>
+            <w:r>
+              <w:t>Linked List es más rápida en teoría (O(1) real, solo mueve el puntero first) y también en la medición a n=10.000, aunque la brecha es menor de lo esperado por el bajo costo del memmove de Python en Array List.</w:t>
+            </w:r>
           </w:p>
         </w:tc>
       </w:tr>
@@ -11985,12 +11336,9 @@
             <w:tcW w:w="1245" w:type="dxa"/>
           </w:tcPr>
           <w:p>
-            <w:pPr>
-              <w:cnfStyle w:val="000000100000" w:firstRow="0" w:lastRow="0" w:firstColumn="0" w:lastColumn="0" w:oddVBand="0" w:evenVBand="0" w:oddHBand="1" w:evenHBand="0" w:firstRowFirstColumn="0" w:firstRowLastColumn="0" w:lastRowFirstColumn="0" w:lastRowLastColumn="0"/>
-              <w:rPr>
-                <w:lang w:val="es-CO"/>
-              </w:rPr>
-            </w:pPr>
+            <w:r>
+              <w:t>X</w:t>
+            </w:r>
           </w:p>
         </w:tc>
         <w:tc>
@@ -11998,12 +11346,9 @@
             <w:tcW w:w="1251" w:type="dxa"/>
           </w:tcPr>
           <w:p>
-            <w:pPr>
-              <w:cnfStyle w:val="000000100000" w:firstRow="0" w:lastRow="0" w:firstColumn="0" w:lastColumn="0" w:oddVBand="0" w:evenVBand="0" w:oddHBand="1" w:evenHBand="0" w:firstRowFirstColumn="0" w:firstRowLastColumn="0" w:lastRowFirstColumn="0" w:lastRowLastColumn="0"/>
-              <w:rPr>
-                <w:lang w:val="es-CO"/>
-              </w:rPr>
-            </w:pPr>
+            <w:r>
+              <w:t>X</w:t>
+            </w:r>
           </w:p>
         </w:tc>
         <w:tc>
@@ -12011,12 +11356,9 @@
             <w:tcW w:w="4765" w:type="dxa"/>
           </w:tcPr>
           <w:p>
-            <w:pPr>
-              <w:cnfStyle w:val="000000100000" w:firstRow="0" w:lastRow="0" w:firstColumn="0" w:lastColumn="0" w:oddVBand="0" w:evenVBand="0" w:oddHBand="1" w:evenHBand="0" w:firstRowFirstColumn="0" w:firstRowLastColumn="0" w:lastRowFirstColumn="0" w:lastRowLastColumn="0"/>
-              <w:rPr>
-                <w:lang w:val="es-CO"/>
-              </w:rPr>
-            </w:pPr>
+            <w:r>
+              <w:t>Empate técnico: ambas son O(1) (indexación directa en Array List, puntero first en Linked List); el tiempo medido es prácticamente idéntico (0.003 ms).</w:t>
+            </w:r>
           </w:p>
         </w:tc>
       </w:tr>
@@ -12094,6 +11436,16 @@
             <w:tcW w:w="1245" w:type="dxa"/>
           </w:tcPr>
           <w:p>
+            <w:r>
+              <w:t>X</w:t>
+            </w:r>
+          </w:p>
+        </w:tc>
+        <w:tc>
+          <w:tcPr>
+            <w:tcW w:w="1251" w:type="dxa"/>
+          </w:tcPr>
+          <w:p>
             <w:pPr>
               <w:cnfStyle w:val="000000000000" w:firstRow="0" w:lastRow="0" w:firstColumn="0" w:lastColumn="0" w:oddVBand="0" w:evenVBand="0" w:oddHBand="0" w:evenHBand="0" w:firstRowFirstColumn="0" w:firstRowLastColumn="0" w:lastRowFirstColumn="0" w:lastRowLastColumn="0"/>
               <w:rPr>
@@ -12104,28 +11456,12 @@
         </w:tc>
         <w:tc>
           <w:tcPr>
-            <w:tcW w:w="1251" w:type="dxa"/>
-          </w:tcPr>
-          <w:p>
-            <w:pPr>
-              <w:cnfStyle w:val="000000000000" w:firstRow="0" w:lastRow="0" w:firstColumn="0" w:lastColumn="0" w:oddVBand="0" w:evenVBand="0" w:oddHBand="0" w:evenHBand="0" w:firstRowFirstColumn="0" w:firstRowLastColumn="0" w:lastRowFirstColumn="0" w:lastRowLastColumn="0"/>
-              <w:rPr>
-                <w:lang w:val="es-CO"/>
-              </w:rPr>
-            </w:pPr>
-          </w:p>
-        </w:tc>
-        <w:tc>
-          <w:tcPr>
             <w:tcW w:w="4765" w:type="dxa"/>
           </w:tcPr>
           <w:p>
-            <w:pPr>
-              <w:cnfStyle w:val="000000000000" w:firstRow="0" w:lastRow="0" w:firstColumn="0" w:lastColumn="0" w:oddVBand="0" w:evenVBand="0" w:oddHBand="0" w:evenHBand="0" w:firstRowFirstColumn="0" w:firstRowLastColumn="0" w:lastRowFirstColumn="0" w:lastRowLastColumn="0"/>
-              <w:rPr>
-                <w:lang w:val="es-CO"/>
-              </w:rPr>
-            </w:pPr>
+            <w:r>
+              <w:t>Igual razón que enqueue: append en Array List es más barato que crear y enlazar un nodo nuevo.</w:t>
+            </w:r>
           </w:p>
         </w:tc>
       </w:tr>
@@ -12185,6 +11521,16 @@
             <w:tcW w:w="1245" w:type="dxa"/>
           </w:tcPr>
           <w:p>
+            <w:r>
+              <w:t>X</w:t>
+            </w:r>
+          </w:p>
+        </w:tc>
+        <w:tc>
+          <w:tcPr>
+            <w:tcW w:w="1251" w:type="dxa"/>
+          </w:tcPr>
+          <w:p>
             <w:pPr>
               <w:cnfStyle w:val="000000100000" w:firstRow="0" w:lastRow="0" w:firstColumn="0" w:lastColumn="0" w:oddVBand="0" w:evenVBand="0" w:oddHBand="1" w:evenHBand="0" w:firstRowFirstColumn="0" w:firstRowLastColumn="0" w:lastRowFirstColumn="0" w:lastRowLastColumn="0"/>
               <w:rPr>
@@ -12195,28 +11541,12 @@
         </w:tc>
         <w:tc>
           <w:tcPr>
-            <w:tcW w:w="1251" w:type="dxa"/>
-          </w:tcPr>
-          <w:p>
-            <w:pPr>
-              <w:cnfStyle w:val="000000100000" w:firstRow="0" w:lastRow="0" w:firstColumn="0" w:lastColumn="0" w:oddVBand="0" w:evenVBand="0" w:oddHBand="1" w:evenHBand="0" w:firstRowFirstColumn="0" w:firstRowLastColumn="0" w:lastRowFirstColumn="0" w:lastRowLastColumn="0"/>
-              <w:rPr>
-                <w:lang w:val="es-CO"/>
-              </w:rPr>
-            </w:pPr>
-          </w:p>
-        </w:tc>
-        <w:tc>
-          <w:tcPr>
             <w:tcW w:w="4765" w:type="dxa"/>
           </w:tcPr>
           <w:p>
-            <w:pPr>
-              <w:cnfStyle w:val="000000100000" w:firstRow="0" w:lastRow="0" w:firstColumn="0" w:lastColumn="0" w:oddVBand="0" w:evenVBand="0" w:oddHBand="1" w:evenHBand="0" w:firstRowFirstColumn="0" w:firstRowLastColumn="0" w:lastRowFirstColumn="0" w:lastRowLastColumn="0"/>
-              <w:rPr>
-                <w:lang w:val="es-CO"/>
-              </w:rPr>
-            </w:pPr>
+            <w:r>
+              <w:t>Diferencia enorme (9.875 ms vs 2836.770 ms, ~287x): pop en Array List es O(1) (list.pop(-1)), pero remove_last en esta Linked List es O(n) porque no guarda puntero al penúltimo nodo, así que debe recorrer toda la lista en cada pop; el ciclo completo de prueba es O(n²).</w:t>
+            </w:r>
           </w:p>
         </w:tc>
       </w:tr>
@@ -12273,12 +11603,9 @@
             <w:tcW w:w="1245" w:type="dxa"/>
           </w:tcPr>
           <w:p>
-            <w:pPr>
-              <w:cnfStyle w:val="000000000000" w:firstRow="0" w:lastRow="0" w:firstColumn="0" w:lastColumn="0" w:oddVBand="0" w:evenVBand="0" w:oddHBand="0" w:evenHBand="0" w:firstRowFirstColumn="0" w:firstRowLastColumn="0" w:lastRowFirstColumn="0" w:lastRowLastColumn="0"/>
-              <w:rPr>
-                <w:lang w:val="es-CO"/>
-              </w:rPr>
-            </w:pPr>
+            <w:r>
+              <w:t>X</w:t>
+            </w:r>
           </w:p>
         </w:tc>
         <w:tc>
@@ -12286,12 +11613,9 @@
             <w:tcW w:w="1251" w:type="dxa"/>
           </w:tcPr>
           <w:p>
-            <w:pPr>
-              <w:cnfStyle w:val="000000000000" w:firstRow="0" w:lastRow="0" w:firstColumn="0" w:lastColumn="0" w:oddVBand="0" w:evenVBand="0" w:oddHBand="0" w:evenHBand="0" w:firstRowFirstColumn="0" w:firstRowLastColumn="0" w:lastRowFirstColumn="0" w:lastRowLastColumn="0"/>
-              <w:rPr>
-                <w:lang w:val="es-CO"/>
-              </w:rPr>
-            </w:pPr>
+            <w:r>
+              <w:t>X</w:t>
+            </w:r>
           </w:p>
         </w:tc>
         <w:tc>
@@ -12299,12 +11623,9 @@
             <w:tcW w:w="4765" w:type="dxa"/>
           </w:tcPr>
           <w:p>
-            <w:pPr>
-              <w:cnfStyle w:val="000000000000" w:firstRow="0" w:lastRow="0" w:firstColumn="0" w:lastColumn="0" w:oddVBand="0" w:evenVBand="0" w:oddHBand="0" w:evenHBand="0" w:firstRowFirstColumn="0" w:firstRowLastColumn="0" w:lastRowFirstColumn="0" w:lastRowLastColumn="0"/>
-              <w:rPr>
-                <w:lang w:val="es-CO"/>
-              </w:rPr>
-            </w:pPr>
+            <w:r>
+              <w:t>Empate técnico: ambas mantienen un puntero al último elemento (O(1)); los tiempos medidos son igualmente bajos (0.002-0.005 ms).</w:t>
+            </w:r>
           </w:p>
         </w:tc>
       </w:tr>

--- a/Docs/Observaciones-Lab 4.docx
+++ b/Docs/Observaciones-Lab 4.docx
@@ -41,13 +41,12 @@
         <w:rPr>
           <w:lang w:val="es-419"/>
         </w:rPr>
-        <w:t xml:space="preserve">Estudiante </w:t>
+        <w:t>Nicolás Fajardo Aguirre - Cod. 202413083</w:t>
       </w:r>
       <w:r>
         <w:rPr>
           <w:lang w:val="es-419"/>
         </w:rPr>
-        <w:t>1 Cod XXXX</w:t>
       </w:r>
     </w:p>
     <w:p>
@@ -62,7 +61,7 @@
         <w:rPr>
           <w:lang w:val="es-419"/>
         </w:rPr>
-        <w:t>Estudiante 2 Cod XXXX</w:t>
+        <w:t>Christian Bravo - Cod. 202322012</w:t>
       </w:r>
     </w:p>
     <w:p>
@@ -77,19 +76,17 @@
         <w:rPr>
           <w:lang w:val="es-419"/>
         </w:rPr>
-        <w:t xml:space="preserve">Estudiante </w:t>
+        <w:t>Dennys Lozano - Cod. 202413859</w:t>
       </w:r>
       <w:r>
         <w:rPr>
           <w:lang w:val="es-419"/>
         </w:rPr>
-        <w:t>3</w:t>
       </w:r>
       <w:r>
         <w:rPr>
           <w:lang w:val="es-419"/>
         </w:rPr>
-        <w:t xml:space="preserve"> Cod XXXX</w:t>
       </w:r>
     </w:p>
     <w:p>
@@ -280,6 +277,9 @@
                 <w:lang w:val="es-419"/>
               </w:rPr>
             </w:pPr>
+            <w:r>
+              <w:t>12th Gen Intel(R) Core(TM) i5-12500H</w:t>
+            </w:r>
           </w:p>
         </w:tc>
         <w:tc>
@@ -347,6 +347,9 @@
                 <w:lang w:val="es-419"/>
               </w:rPr>
             </w:pPr>
+            <w:r>
+              <w:t>16 GB</w:t>
+            </w:r>
           </w:p>
         </w:tc>
         <w:tc>
@@ -416,6 +419,9 @@
                 <w:lang w:val="es-419"/>
               </w:rPr>
             </w:pPr>
+            <w:r>
+              <w:t>Windows 11 Home Single Language</w:t>
+            </w:r>
           </w:p>
         </w:tc>
         <w:tc>
@@ -3730,6 +3736,9 @@
                 <w:lang w:eastAsia="en-US"/>
               </w:rPr>
             </w:pPr>
+            <w:r>
+              <w:t>0.039</w:t>
+            </w:r>
           </w:p>
         </w:tc>
         <w:tc>
@@ -3748,6 +3757,9 @@
                 <w:lang w:eastAsia="en-US"/>
               </w:rPr>
             </w:pPr>
+            <w:r>
+              <w:t>0.038</w:t>
+            </w:r>
           </w:p>
         </w:tc>
         <w:tc>
@@ -3766,6 +3778,9 @@
                 <w:lang w:eastAsia="en-US"/>
               </w:rPr>
             </w:pPr>
+            <w:r>
+              <w:t>0.002</w:t>
+            </w:r>
           </w:p>
         </w:tc>
       </w:tr>
@@ -3813,6 +3828,9 @@
                 <w:lang w:eastAsia="en-US"/>
               </w:rPr>
             </w:pPr>
+            <w:r>
+              <w:t>0.203</w:t>
+            </w:r>
           </w:p>
         </w:tc>
         <w:tc>
@@ -3831,6 +3849,9 @@
                 <w:lang w:eastAsia="en-US"/>
               </w:rPr>
             </w:pPr>
+            <w:r>
+              <w:t>0.364</w:t>
+            </w:r>
           </w:p>
         </w:tc>
         <w:tc>
@@ -3849,6 +3870,9 @@
                 <w:lang w:eastAsia="en-US"/>
               </w:rPr>
             </w:pPr>
+            <w:r>
+              <w:t>0.006</w:t>
+            </w:r>
           </w:p>
         </w:tc>
       </w:tr>
@@ -3897,6 +3921,9 @@
                 <w:lang w:eastAsia="en-US"/>
               </w:rPr>
             </w:pPr>
+            <w:r>
+              <w:t>0.545</w:t>
+            </w:r>
           </w:p>
         </w:tc>
         <w:tc>
@@ -3915,6 +3942,9 @@
                 <w:lang w:eastAsia="en-US"/>
               </w:rPr>
             </w:pPr>
+            <w:r>
+              <w:t>1.065</w:t>
+            </w:r>
           </w:p>
         </w:tc>
         <w:tc>
@@ -3933,6 +3963,9 @@
                 <w:lang w:eastAsia="en-US"/>
               </w:rPr>
             </w:pPr>
+            <w:r>
+              <w:t>0.002</w:t>
+            </w:r>
           </w:p>
         </w:tc>
       </w:tr>
@@ -3980,6 +4013,9 @@
                 <w:lang w:eastAsia="en-US"/>
               </w:rPr>
             </w:pPr>
+            <w:r>
+              <w:t>0.822</w:t>
+            </w:r>
           </w:p>
         </w:tc>
         <w:tc>
@@ -3998,6 +4034,9 @@
                 <w:lang w:eastAsia="en-US"/>
               </w:rPr>
             </w:pPr>
+            <w:r>
+              <w:t>1.608</w:t>
+            </w:r>
           </w:p>
         </w:tc>
         <w:tc>
@@ -4016,6 +4055,9 @@
                 <w:lang w:eastAsia="en-US"/>
               </w:rPr>
             </w:pPr>
+            <w:r>
+              <w:t>0.001</w:t>
+            </w:r>
           </w:p>
         </w:tc>
       </w:tr>
@@ -4064,6 +4106,9 @@
                 <w:lang w:eastAsia="en-US"/>
               </w:rPr>
             </w:pPr>
+            <w:r>
+              <w:t>0.704</w:t>
+            </w:r>
           </w:p>
         </w:tc>
         <w:tc>
@@ -4082,6 +4127,9 @@
                 <w:lang w:eastAsia="en-US"/>
               </w:rPr>
             </w:pPr>
+            <w:r>
+              <w:t>4.188</w:t>
+            </w:r>
           </w:p>
         </w:tc>
         <w:tc>
@@ -4100,6 +4148,9 @@
                 <w:lang w:eastAsia="en-US"/>
               </w:rPr>
             </w:pPr>
+            <w:r>
+              <w:t>0.001</w:t>
+            </w:r>
           </w:p>
         </w:tc>
       </w:tr>
@@ -4147,6 +4198,9 @@
                 <w:lang w:eastAsia="en-US"/>
               </w:rPr>
             </w:pPr>
+            <w:r>
+              <w:t>3.061</w:t>
+            </w:r>
           </w:p>
         </w:tc>
         <w:tc>
@@ -4165,6 +4219,9 @@
                 <w:lang w:eastAsia="en-US"/>
               </w:rPr>
             </w:pPr>
+            <w:r>
+              <w:t>20.110</w:t>
+            </w:r>
           </w:p>
         </w:tc>
         <w:tc>
@@ -4183,6 +4240,9 @@
                 <w:lang w:eastAsia="en-US"/>
               </w:rPr>
             </w:pPr>
+            <w:r>
+              <w:t>0.001</w:t>
+            </w:r>
           </w:p>
         </w:tc>
       </w:tr>
@@ -4231,6 +4291,9 @@
                 <w:lang w:eastAsia="en-US"/>
               </w:rPr>
             </w:pPr>
+            <w:r>
+              <w:t>2.923</w:t>
+            </w:r>
           </w:p>
         </w:tc>
         <w:tc>
@@ -4249,6 +4312,9 @@
                 <w:lang w:eastAsia="en-US"/>
               </w:rPr>
             </w:pPr>
+            <w:r>
+              <w:t>27.172</w:t>
+            </w:r>
           </w:p>
         </w:tc>
         <w:tc>
@@ -4267,6 +4333,9 @@
                 <w:lang w:eastAsia="en-US"/>
               </w:rPr>
             </w:pPr>
+            <w:r>
+              <w:t>0.002</w:t>
+            </w:r>
           </w:p>
         </w:tc>
       </w:tr>
@@ -4314,6 +4383,9 @@
                 <w:lang w:eastAsia="en-US"/>
               </w:rPr>
             </w:pPr>
+            <w:r>
+              <w:t>7.867</w:t>
+            </w:r>
           </w:p>
         </w:tc>
         <w:tc>
@@ -4332,6 +4404,9 @@
                 <w:lang w:eastAsia="en-US"/>
               </w:rPr>
             </w:pPr>
+            <w:r>
+              <w:t>62.841</w:t>
+            </w:r>
           </w:p>
         </w:tc>
         <w:tc>
@@ -4350,6 +4425,9 @@
                 <w:lang w:eastAsia="en-US"/>
               </w:rPr>
             </w:pPr>
+            <w:r>
+              <w:t>0.003</w:t>
+            </w:r>
           </w:p>
         </w:tc>
       </w:tr>
@@ -4596,6 +4674,9 @@
                 <w:lang w:eastAsia="en-US"/>
               </w:rPr>
             </w:pPr>
+            <w:r>
+              <w:t>0.024</w:t>
+            </w:r>
           </w:p>
         </w:tc>
         <w:tc>
@@ -4614,6 +4695,9 @@
                 <w:lang w:eastAsia="en-US"/>
               </w:rPr>
             </w:pPr>
+            <w:r>
+              <w:t>0.033</w:t>
+            </w:r>
           </w:p>
         </w:tc>
         <w:tc>
@@ -4632,6 +4716,9 @@
                 <w:lang w:eastAsia="en-US"/>
               </w:rPr>
             </w:pPr>
+            <w:r>
+              <w:t>0.002</w:t>
+            </w:r>
           </w:p>
         </w:tc>
       </w:tr>
@@ -4679,6 +4766,9 @@
                 <w:lang w:eastAsia="en-US"/>
               </w:rPr>
             </w:pPr>
+            <w:r>
+              <w:t>0.286</w:t>
+            </w:r>
           </w:p>
         </w:tc>
         <w:tc>
@@ -4697,6 +4787,9 @@
                 <w:lang w:eastAsia="en-US"/>
               </w:rPr>
             </w:pPr>
+            <w:r>
+              <w:t>0.422</w:t>
+            </w:r>
           </w:p>
         </w:tc>
         <w:tc>
@@ -4715,6 +4808,9 @@
                 <w:lang w:eastAsia="en-US"/>
               </w:rPr>
             </w:pPr>
+            <w:r>
+              <w:t>0.002</w:t>
+            </w:r>
           </w:p>
         </w:tc>
       </w:tr>
@@ -4763,6 +4859,9 @@
                 <w:lang w:eastAsia="en-US"/>
               </w:rPr>
             </w:pPr>
+            <w:r>
+              <w:t>0.510</w:t>
+            </w:r>
           </w:p>
         </w:tc>
         <w:tc>
@@ -4781,6 +4880,9 @@
                 <w:lang w:eastAsia="en-US"/>
               </w:rPr>
             </w:pPr>
+            <w:r>
+              <w:t>0.579</w:t>
+            </w:r>
           </w:p>
         </w:tc>
         <w:tc>
@@ -4799,6 +4901,9 @@
                 <w:lang w:eastAsia="en-US"/>
               </w:rPr>
             </w:pPr>
+            <w:r>
+              <w:t>0.001</w:t>
+            </w:r>
           </w:p>
         </w:tc>
       </w:tr>
@@ -4846,6 +4951,9 @@
                 <w:lang w:eastAsia="en-US"/>
               </w:rPr>
             </w:pPr>
+            <w:r>
+              <w:t>1.378</w:t>
+            </w:r>
           </w:p>
         </w:tc>
         <w:tc>
@@ -4864,6 +4972,9 @@
                 <w:lang w:eastAsia="en-US"/>
               </w:rPr>
             </w:pPr>
+            <w:r>
+              <w:t>2.113</w:t>
+            </w:r>
           </w:p>
         </w:tc>
         <w:tc>
@@ -4882,6 +4993,9 @@
                 <w:lang w:eastAsia="en-US"/>
               </w:rPr>
             </w:pPr>
+            <w:r>
+              <w:t>0.004</w:t>
+            </w:r>
           </w:p>
         </w:tc>
       </w:tr>
@@ -4930,6 +5044,9 @@
                 <w:lang w:eastAsia="en-US"/>
               </w:rPr>
             </w:pPr>
+            <w:r>
+              <w:t>1.721</w:t>
+            </w:r>
           </w:p>
         </w:tc>
         <w:tc>
@@ -4948,6 +5065,9 @@
                 <w:lang w:eastAsia="en-US"/>
               </w:rPr>
             </w:pPr>
+            <w:r>
+              <w:t>1.941</w:t>
+            </w:r>
           </w:p>
         </w:tc>
         <w:tc>
@@ -4966,6 +5086,9 @@
                 <w:lang w:eastAsia="en-US"/>
               </w:rPr>
             </w:pPr>
+            <w:r>
+              <w:t>0.002</w:t>
+            </w:r>
           </w:p>
         </w:tc>
       </w:tr>
@@ -5013,6 +5136,9 @@
                 <w:lang w:eastAsia="en-US"/>
               </w:rPr>
             </w:pPr>
+            <w:r>
+              <w:t>2.269</w:t>
+            </w:r>
           </w:p>
         </w:tc>
         <w:tc>
@@ -5031,6 +5157,9 @@
                 <w:lang w:eastAsia="en-US"/>
               </w:rPr>
             </w:pPr>
+            <w:r>
+              <w:t>3.439</w:t>
+            </w:r>
           </w:p>
         </w:tc>
         <w:tc>
@@ -5049,6 +5178,9 @@
                 <w:lang w:eastAsia="en-US"/>
               </w:rPr>
             </w:pPr>
+            <w:r>
+              <w:t>0.002</w:t>
+            </w:r>
           </w:p>
         </w:tc>
       </w:tr>
@@ -5097,6 +5229,9 @@
                 <w:lang w:eastAsia="en-US"/>
               </w:rPr>
             </w:pPr>
+            <w:r>
+              <w:t>5.637</w:t>
+            </w:r>
           </w:p>
         </w:tc>
         <w:tc>
@@ -5115,6 +5250,9 @@
                 <w:lang w:eastAsia="en-US"/>
               </w:rPr>
             </w:pPr>
+            <w:r>
+              <w:t>7.284</w:t>
+            </w:r>
           </w:p>
         </w:tc>
         <w:tc>
@@ -5133,6 +5271,9 @@
                 <w:lang w:eastAsia="en-US"/>
               </w:rPr>
             </w:pPr>
+            <w:r>
+              <w:t>0.004</w:t>
+            </w:r>
           </w:p>
         </w:tc>
       </w:tr>
@@ -5180,6 +5321,9 @@
                 <w:lang w:eastAsia="en-US"/>
               </w:rPr>
             </w:pPr>
+            <w:r>
+              <w:t>4.654</w:t>
+            </w:r>
           </w:p>
         </w:tc>
         <w:tc>
@@ -5198,6 +5342,9 @@
                 <w:lang w:eastAsia="en-US"/>
               </w:rPr>
             </w:pPr>
+            <w:r>
+              <w:t>5.457</w:t>
+            </w:r>
           </w:p>
         </w:tc>
         <w:tc>
@@ -5216,6 +5363,9 @@
                 <w:lang w:eastAsia="en-US"/>
               </w:rPr>
             </w:pPr>
+            <w:r>
+              <w:t>0.002</w:t>
+            </w:r>
           </w:p>
         </w:tc>
       </w:tr>
@@ -5517,6 +5667,9 @@
                 <w:lang w:eastAsia="en-US"/>
               </w:rPr>
             </w:pPr>
+            <w:r>
+              <w:t>0.050</w:t>
+            </w:r>
           </w:p>
         </w:tc>
         <w:tc>
@@ -5535,6 +5688,9 @@
                 <w:lang w:eastAsia="en-US"/>
               </w:rPr>
             </w:pPr>
+            <w:r>
+              <w:t>0.035</w:t>
+            </w:r>
           </w:p>
         </w:tc>
         <w:tc>
@@ -5553,6 +5709,9 @@
                 <w:lang w:eastAsia="en-US"/>
               </w:rPr>
             </w:pPr>
+            <w:r>
+              <w:t>0.002</w:t>
+            </w:r>
           </w:p>
         </w:tc>
       </w:tr>
@@ -5600,6 +5759,9 @@
                 <w:lang w:eastAsia="en-US"/>
               </w:rPr>
             </w:pPr>
+            <w:r>
+              <w:t>0.287</w:t>
+            </w:r>
           </w:p>
         </w:tc>
         <w:tc>
@@ -5618,6 +5780,9 @@
                 <w:lang w:eastAsia="en-US"/>
               </w:rPr>
             </w:pPr>
+            <w:r>
+              <w:t>0.299</w:t>
+            </w:r>
           </w:p>
         </w:tc>
         <w:tc>
@@ -5636,6 +5801,9 @@
                 <w:lang w:eastAsia="en-US"/>
               </w:rPr>
             </w:pPr>
+            <w:r>
+              <w:t>0.001</w:t>
+            </w:r>
           </w:p>
         </w:tc>
       </w:tr>
@@ -5684,6 +5852,9 @@
                 <w:lang w:eastAsia="en-US"/>
               </w:rPr>
             </w:pPr>
+            <w:r>
+              <w:t>0.712</w:t>
+            </w:r>
           </w:p>
         </w:tc>
         <w:tc>
@@ -5702,6 +5873,9 @@
                 <w:lang w:eastAsia="en-US"/>
               </w:rPr>
             </w:pPr>
+            <w:r>
+              <w:t>0.718</w:t>
+            </w:r>
           </w:p>
         </w:tc>
         <w:tc>
@@ -5720,6 +5894,9 @@
                 <w:lang w:eastAsia="en-US"/>
               </w:rPr>
             </w:pPr>
+            <w:r>
+              <w:t>0.002</w:t>
+            </w:r>
           </w:p>
         </w:tc>
       </w:tr>
@@ -5767,6 +5944,9 @@
                 <w:lang w:eastAsia="en-US"/>
               </w:rPr>
             </w:pPr>
+            <w:r>
+              <w:t>1.187</w:t>
+            </w:r>
           </w:p>
         </w:tc>
         <w:tc>
@@ -5785,6 +5965,9 @@
                 <w:lang w:eastAsia="en-US"/>
               </w:rPr>
             </w:pPr>
+            <w:r>
+              <w:t>1.437</w:t>
+            </w:r>
           </w:p>
         </w:tc>
         <w:tc>
@@ -5803,6 +5986,9 @@
                 <w:lang w:eastAsia="en-US"/>
               </w:rPr>
             </w:pPr>
+            <w:r>
+              <w:t>0.002</w:t>
+            </w:r>
           </w:p>
         </w:tc>
       </w:tr>
@@ -5851,6 +6037,9 @@
                 <w:lang w:eastAsia="en-US"/>
               </w:rPr>
             </w:pPr>
+            <w:r>
+              <w:t>1.446</w:t>
+            </w:r>
           </w:p>
         </w:tc>
         <w:tc>
@@ -5869,6 +6058,9 @@
                 <w:lang w:eastAsia="en-US"/>
               </w:rPr>
             </w:pPr>
+            <w:r>
+              <w:t>1.426</w:t>
+            </w:r>
           </w:p>
         </w:tc>
         <w:tc>
@@ -5887,6 +6079,9 @@
                 <w:lang w:eastAsia="en-US"/>
               </w:rPr>
             </w:pPr>
+            <w:r>
+              <w:t>0.001</w:t>
+            </w:r>
           </w:p>
         </w:tc>
       </w:tr>
@@ -5934,6 +6129,9 @@
                 <w:lang w:eastAsia="en-US"/>
               </w:rPr>
             </w:pPr>
+            <w:r>
+              <w:t>2.027</w:t>
+            </w:r>
           </w:p>
         </w:tc>
         <w:tc>
@@ -5952,6 +6150,9 @@
                 <w:lang w:eastAsia="en-US"/>
               </w:rPr>
             </w:pPr>
+            <w:r>
+              <w:t>2.674</w:t>
+            </w:r>
           </w:p>
         </w:tc>
         <w:tc>
@@ -5970,6 +6171,9 @@
                 <w:lang w:eastAsia="en-US"/>
               </w:rPr>
             </w:pPr>
+            <w:r>
+              <w:t>0.001</w:t>
+            </w:r>
           </w:p>
         </w:tc>
       </w:tr>
@@ -6018,6 +6222,9 @@
                 <w:lang w:eastAsia="en-US"/>
               </w:rPr>
             </w:pPr>
+            <w:r>
+              <w:t>5.577</w:t>
+            </w:r>
           </w:p>
         </w:tc>
         <w:tc>
@@ -6036,6 +6243,9 @@
                 <w:lang w:eastAsia="en-US"/>
               </w:rPr>
             </w:pPr>
+            <w:r>
+              <w:t>5.920</w:t>
+            </w:r>
           </w:p>
         </w:tc>
         <w:tc>
@@ -6054,6 +6264,9 @@
                 <w:lang w:eastAsia="en-US"/>
               </w:rPr>
             </w:pPr>
+            <w:r>
+              <w:t>0.002</w:t>
+            </w:r>
           </w:p>
         </w:tc>
       </w:tr>
@@ -6101,6 +6314,9 @@
                 <w:lang w:eastAsia="en-US"/>
               </w:rPr>
             </w:pPr>
+            <w:r>
+              <w:t>6.721</w:t>
+            </w:r>
           </w:p>
         </w:tc>
         <w:tc>
@@ -6119,6 +6335,9 @@
                 <w:lang w:eastAsia="en-US"/>
               </w:rPr>
             </w:pPr>
+            <w:r>
+              <w:t>7.478</w:t>
+            </w:r>
           </w:p>
         </w:tc>
         <w:tc>
@@ -6137,6 +6356,9 @@
                 <w:lang w:eastAsia="en-US"/>
               </w:rPr>
             </w:pPr>
+            <w:r>
+              <w:t>0.002</w:t>
+            </w:r>
           </w:p>
         </w:tc>
       </w:tr>
@@ -6440,6 +6662,9 @@
                 <w:lang w:eastAsia="en-US"/>
               </w:rPr>
             </w:pPr>
+            <w:r>
+              <w:t>0.023</w:t>
+            </w:r>
           </w:p>
         </w:tc>
         <w:tc>
@@ -6458,6 +6683,9 @@
                 <w:lang w:eastAsia="en-US"/>
               </w:rPr>
             </w:pPr>
+            <w:r>
+              <w:t>0.080</w:t>
+            </w:r>
           </w:p>
         </w:tc>
         <w:tc>
@@ -6476,6 +6704,9 @@
                 <w:lang w:eastAsia="en-US"/>
               </w:rPr>
             </w:pPr>
+            <w:r>
+              <w:t>0.002</w:t>
+            </w:r>
           </w:p>
         </w:tc>
       </w:tr>
@@ -6523,6 +6754,9 @@
                 <w:lang w:eastAsia="en-US"/>
               </w:rPr>
             </w:pPr>
+            <w:r>
+              <w:t>0.281</w:t>
+            </w:r>
           </w:p>
         </w:tc>
         <w:tc>
@@ -6541,6 +6775,9 @@
                 <w:lang w:eastAsia="en-US"/>
               </w:rPr>
             </w:pPr>
+            <w:r>
+              <w:t>7.726</w:t>
+            </w:r>
           </w:p>
         </w:tc>
         <w:tc>
@@ -6559,6 +6796,9 @@
                 <w:lang w:eastAsia="en-US"/>
               </w:rPr>
             </w:pPr>
+            <w:r>
+              <w:t>0.001</w:t>
+            </w:r>
           </w:p>
         </w:tc>
       </w:tr>
@@ -6607,6 +6847,9 @@
                 <w:lang w:eastAsia="en-US"/>
               </w:rPr>
             </w:pPr>
+            <w:r>
+              <w:t>0.581</w:t>
+            </w:r>
           </w:p>
         </w:tc>
         <w:tc>
@@ -6625,6 +6868,9 @@
                 <w:lang w:eastAsia="en-US"/>
               </w:rPr>
             </w:pPr>
+            <w:r>
+              <w:t>28.602</w:t>
+            </w:r>
           </w:p>
         </w:tc>
         <w:tc>
@@ -6643,6 +6889,9 @@
                 <w:lang w:eastAsia="en-US"/>
               </w:rPr>
             </w:pPr>
+            <w:r>
+              <w:t>0.001</w:t>
+            </w:r>
           </w:p>
         </w:tc>
       </w:tr>
@@ -6690,6 +6939,9 @@
                 <w:lang w:eastAsia="en-US"/>
               </w:rPr>
             </w:pPr>
+            <w:r>
+              <w:t>1.121</w:t>
+            </w:r>
           </w:p>
         </w:tc>
         <w:tc>
@@ -6708,6 +6960,9 @@
                 <w:lang w:eastAsia="en-US"/>
               </w:rPr>
             </w:pPr>
+            <w:r>
+              <w:t>84.531</w:t>
+            </w:r>
           </w:p>
         </w:tc>
         <w:tc>
@@ -6726,6 +6981,9 @@
                 <w:lang w:eastAsia="en-US"/>
               </w:rPr>
             </w:pPr>
+            <w:r>
+              <w:t>0.002</w:t>
+            </w:r>
           </w:p>
         </w:tc>
       </w:tr>
@@ -6774,6 +7032,9 @@
                 <w:lang w:eastAsia="en-US"/>
               </w:rPr>
             </w:pPr>
+            <w:r>
+              <w:t>1.114</w:t>
+            </w:r>
           </w:p>
         </w:tc>
         <w:tc>
@@ -6792,6 +7053,9 @@
                 <w:lang w:eastAsia="en-US"/>
               </w:rPr>
             </w:pPr>
+            <w:r>
+              <w:t>188.035</w:t>
+            </w:r>
           </w:p>
         </w:tc>
         <w:tc>
@@ -6810,6 +7074,9 @@
                 <w:lang w:eastAsia="en-US"/>
               </w:rPr>
             </w:pPr>
+            <w:r>
+              <w:t>0.001</w:t>
+            </w:r>
           </w:p>
         </w:tc>
       </w:tr>
@@ -6857,6 +7124,9 @@
                 <w:lang w:eastAsia="en-US"/>
               </w:rPr>
             </w:pPr>
+            <w:r>
+              <w:t>2.721</w:t>
+            </w:r>
           </w:p>
         </w:tc>
         <w:tc>
@@ -6875,6 +7145,9 @@
                 <w:lang w:eastAsia="en-US"/>
               </w:rPr>
             </w:pPr>
+            <w:r>
+              <w:t>709.854</w:t>
+            </w:r>
           </w:p>
         </w:tc>
         <w:tc>
@@ -6893,6 +7166,9 @@
                 <w:lang w:eastAsia="en-US"/>
               </w:rPr>
             </w:pPr>
+            <w:r>
+              <w:t>0.001</w:t>
+            </w:r>
           </w:p>
         </w:tc>
       </w:tr>
@@ -6941,6 +7217,9 @@
                 <w:lang w:eastAsia="en-US"/>
               </w:rPr>
             </w:pPr>
+            <w:r>
+              <w:t>4.971</w:t>
+            </w:r>
           </w:p>
         </w:tc>
         <w:tc>
@@ -6959,6 +7238,9 @@
                 <w:lang w:eastAsia="en-US"/>
               </w:rPr>
             </w:pPr>
+            <w:r>
+              <w:t>1786.293</w:t>
+            </w:r>
           </w:p>
         </w:tc>
         <w:tc>
@@ -6977,6 +7259,9 @@
                 <w:lang w:eastAsia="en-US"/>
               </w:rPr>
             </w:pPr>
+            <w:r>
+              <w:t>0.012</w:t>
+            </w:r>
           </w:p>
         </w:tc>
       </w:tr>
@@ -7024,6 +7309,9 @@
                 <w:lang w:eastAsia="en-US"/>
               </w:rPr>
             </w:pPr>
+            <w:r>
+              <w:t>8.476</w:t>
+            </w:r>
           </w:p>
         </w:tc>
         <w:tc>
@@ -7042,6 +7330,9 @@
                 <w:lang w:eastAsia="en-US"/>
               </w:rPr>
             </w:pPr>
+            <w:r>
+              <w:t>2618.903</w:t>
+            </w:r>
           </w:p>
         </w:tc>
         <w:tc>
@@ -7060,6 +7351,9 @@
                 <w:lang w:eastAsia="en-US"/>
               </w:rPr>
             </w:pPr>
+            <w:r>
+              <w:t>0.004</w:t>
+            </w:r>
           </w:p>
         </w:tc>
       </w:tr>
@@ -7338,6 +7632,9 @@
                 <w:lang w:eastAsia="en-US"/>
               </w:rPr>
             </w:pPr>
+            <w:r>
+              <w:t>0.094</w:t>
+            </w:r>
           </w:p>
         </w:tc>
         <w:tc>
@@ -7356,6 +7653,9 @@
                 <w:lang w:eastAsia="en-US"/>
               </w:rPr>
             </w:pPr>
+            <w:r>
+              <w:t>0.556</w:t>
+            </w:r>
           </w:p>
         </w:tc>
         <w:tc>
@@ -7374,6 +7674,9 @@
                 <w:lang w:eastAsia="en-US"/>
               </w:rPr>
             </w:pPr>
+            <w:r>
+              <w:t>0.443</w:t>
+            </w:r>
           </w:p>
         </w:tc>
       </w:tr>
@@ -7421,6 +7724,9 @@
                 <w:lang w:eastAsia="en-US"/>
               </w:rPr>
             </w:pPr>
+            <w:r>
+              <w:t>0.342</w:t>
+            </w:r>
           </w:p>
         </w:tc>
         <w:tc>
@@ -7439,6 +7745,9 @@
                 <w:lang w:eastAsia="en-US"/>
               </w:rPr>
             </w:pPr>
+            <w:r>
+              <w:t>0.589</w:t>
+            </w:r>
           </w:p>
         </w:tc>
         <w:tc>
@@ -7457,6 +7766,9 @@
                 <w:lang w:eastAsia="en-US"/>
               </w:rPr>
             </w:pPr>
+            <w:r>
+              <w:t>0.002</w:t>
+            </w:r>
           </w:p>
         </w:tc>
       </w:tr>
@@ -7505,6 +7817,9 @@
                 <w:lang w:eastAsia="en-US"/>
               </w:rPr>
             </w:pPr>
+            <w:r>
+              <w:t>1.315</w:t>
+            </w:r>
           </w:p>
         </w:tc>
         <w:tc>
@@ -7523,6 +7838,9 @@
                 <w:lang w:eastAsia="en-US"/>
               </w:rPr>
             </w:pPr>
+            <w:r>
+              <w:t>1.351</w:t>
+            </w:r>
           </w:p>
         </w:tc>
         <w:tc>
@@ -7541,6 +7859,9 @@
                 <w:lang w:eastAsia="en-US"/>
               </w:rPr>
             </w:pPr>
+            <w:r>
+              <w:t>0.001</w:t>
+            </w:r>
           </w:p>
         </w:tc>
       </w:tr>
@@ -7588,6 +7909,9 @@
                 <w:lang w:eastAsia="en-US"/>
               </w:rPr>
             </w:pPr>
+            <w:r>
+              <w:t>2.198</w:t>
+            </w:r>
           </w:p>
         </w:tc>
         <w:tc>
@@ -7606,6 +7930,9 @@
                 <w:lang w:eastAsia="en-US"/>
               </w:rPr>
             </w:pPr>
+            <w:r>
+              <w:t>0.899</w:t>
+            </w:r>
           </w:p>
         </w:tc>
         <w:tc>
@@ -7624,6 +7951,9 @@
                 <w:lang w:eastAsia="en-US"/>
               </w:rPr>
             </w:pPr>
+            <w:r>
+              <w:t>0.001</w:t>
+            </w:r>
           </w:p>
         </w:tc>
       </w:tr>
@@ -7672,6 +8002,9 @@
                 <w:lang w:eastAsia="en-US"/>
               </w:rPr>
             </w:pPr>
+            <w:r>
+              <w:t>1.675</w:t>
+            </w:r>
           </w:p>
         </w:tc>
         <w:tc>
@@ -7690,6 +8023,9 @@
                 <w:lang w:eastAsia="en-US"/>
               </w:rPr>
             </w:pPr>
+            <w:r>
+              <w:t>1.589</w:t>
+            </w:r>
           </w:p>
         </w:tc>
         <w:tc>
@@ -7708,6 +8044,9 @@
                 <w:lang w:eastAsia="en-US"/>
               </w:rPr>
             </w:pPr>
+            <w:r>
+              <w:t>0.001</w:t>
+            </w:r>
           </w:p>
         </w:tc>
       </w:tr>
@@ -7755,6 +8094,9 @@
                 <w:lang w:eastAsia="en-US"/>
               </w:rPr>
             </w:pPr>
+            <w:r>
+              <w:t>3.646</w:t>
+            </w:r>
           </w:p>
         </w:tc>
         <w:tc>
@@ -7773,6 +8115,9 @@
                 <w:lang w:eastAsia="en-US"/>
               </w:rPr>
             </w:pPr>
+            <w:r>
+              <w:t>3.295</w:t>
+            </w:r>
           </w:p>
         </w:tc>
         <w:tc>
@@ -7791,6 +8136,9 @@
                 <w:lang w:eastAsia="en-US"/>
               </w:rPr>
             </w:pPr>
+            <w:r>
+              <w:t>0.001</w:t>
+            </w:r>
           </w:p>
         </w:tc>
       </w:tr>
@@ -7839,6 +8187,9 @@
                 <w:lang w:eastAsia="en-US"/>
               </w:rPr>
             </w:pPr>
+            <w:r>
+              <w:t>3.313</w:t>
+            </w:r>
           </w:p>
         </w:tc>
         <w:tc>
@@ -7857,6 +8208,9 @@
                 <w:lang w:eastAsia="en-US"/>
               </w:rPr>
             </w:pPr>
+            <w:r>
+              <w:t>7.695</w:t>
+            </w:r>
           </w:p>
         </w:tc>
         <w:tc>
@@ -7875,6 +8229,9 @@
                 <w:lang w:eastAsia="en-US"/>
               </w:rPr>
             </w:pPr>
+            <w:r>
+              <w:t>0.001</w:t>
+            </w:r>
           </w:p>
         </w:tc>
       </w:tr>
@@ -7922,6 +8279,9 @@
                 <w:lang w:eastAsia="en-US"/>
               </w:rPr>
             </w:pPr>
+            <w:r>
+              <w:t>5.303</w:t>
+            </w:r>
           </w:p>
         </w:tc>
         <w:tc>
@@ -7940,6 +8300,9 @@
                 <w:lang w:eastAsia="en-US"/>
               </w:rPr>
             </w:pPr>
+            <w:r>
+              <w:t>10.626</w:t>
+            </w:r>
           </w:p>
         </w:tc>
         <w:tc>
@@ -7958,6 +8321,9 @@
                 <w:lang w:eastAsia="en-US"/>
               </w:rPr>
             </w:pPr>
+            <w:r>
+              <w:t>0.001</w:t>
+            </w:r>
           </w:p>
         </w:tc>
       </w:tr>
@@ -8203,6 +8569,9 @@
                 <w:lang w:eastAsia="en-US"/>
               </w:rPr>
             </w:pPr>
+            <w:r>
+              <w:t>0.246</w:t>
+            </w:r>
           </w:p>
         </w:tc>
         <w:tc>
@@ -8221,6 +8590,9 @@
                 <w:lang w:eastAsia="en-US"/>
               </w:rPr>
             </w:pPr>
+            <w:r>
+              <w:t>0.387</w:t>
+            </w:r>
           </w:p>
         </w:tc>
         <w:tc>
@@ -8239,6 +8611,9 @@
                 <w:lang w:eastAsia="en-US"/>
               </w:rPr>
             </w:pPr>
+            <w:r>
+              <w:t>0.358</w:t>
+            </w:r>
           </w:p>
         </w:tc>
       </w:tr>
@@ -8286,6 +8661,9 @@
                 <w:lang w:eastAsia="en-US"/>
               </w:rPr>
             </w:pPr>
+            <w:r>
+              <w:t>0.445</w:t>
+            </w:r>
           </w:p>
         </w:tc>
         <w:tc>
@@ -8304,6 +8682,9 @@
                 <w:lang w:eastAsia="en-US"/>
               </w:rPr>
             </w:pPr>
+            <w:r>
+              <w:t>0.232</w:t>
+            </w:r>
           </w:p>
         </w:tc>
         <w:tc>
@@ -8322,6 +8703,9 @@
                 <w:lang w:eastAsia="en-US"/>
               </w:rPr>
             </w:pPr>
+            <w:r>
+              <w:t>0.002</w:t>
+            </w:r>
           </w:p>
         </w:tc>
       </w:tr>
@@ -8370,6 +8754,9 @@
                 <w:lang w:eastAsia="en-US"/>
               </w:rPr>
             </w:pPr>
+            <w:r>
+              <w:t>0.397</w:t>
+            </w:r>
           </w:p>
         </w:tc>
         <w:tc>
@@ -8388,6 +8775,9 @@
                 <w:lang w:eastAsia="en-US"/>
               </w:rPr>
             </w:pPr>
+            <w:r>
+              <w:t>0.451</w:t>
+            </w:r>
           </w:p>
         </w:tc>
         <w:tc>
@@ -8406,6 +8796,9 @@
                 <w:lang w:eastAsia="en-US"/>
               </w:rPr>
             </w:pPr>
+            <w:r>
+              <w:t>0.001</w:t>
+            </w:r>
           </w:p>
         </w:tc>
       </w:tr>
@@ -8453,6 +8846,9 @@
                 <w:lang w:eastAsia="en-US"/>
               </w:rPr>
             </w:pPr>
+            <w:r>
+              <w:t>0.871</w:t>
+            </w:r>
           </w:p>
         </w:tc>
         <w:tc>
@@ -8471,6 +8867,9 @@
                 <w:lang w:eastAsia="en-US"/>
               </w:rPr>
             </w:pPr>
+            <w:r>
+              <w:t>1.014</w:t>
+            </w:r>
           </w:p>
         </w:tc>
         <w:tc>
@@ -8489,6 +8888,9 @@
                 <w:lang w:eastAsia="en-US"/>
               </w:rPr>
             </w:pPr>
+            <w:r>
+              <w:t>0.001</w:t>
+            </w:r>
           </w:p>
         </w:tc>
       </w:tr>
@@ -8537,6 +8939,9 @@
                 <w:lang w:eastAsia="en-US"/>
               </w:rPr>
             </w:pPr>
+            <w:r>
+              <w:t>0.982</w:t>
+            </w:r>
           </w:p>
         </w:tc>
         <w:tc>
@@ -8555,6 +8960,9 @@
                 <w:lang w:eastAsia="en-US"/>
               </w:rPr>
             </w:pPr>
+            <w:r>
+              <w:t>1.397</w:t>
+            </w:r>
           </w:p>
         </w:tc>
         <w:tc>
@@ -8573,6 +8981,9 @@
                 <w:lang w:eastAsia="en-US"/>
               </w:rPr>
             </w:pPr>
+            <w:r>
+              <w:t>0.001</w:t>
+            </w:r>
           </w:p>
         </w:tc>
       </w:tr>
@@ -8620,6 +9031,9 @@
                 <w:lang w:eastAsia="en-US"/>
               </w:rPr>
             </w:pPr>
+            <w:r>
+              <w:t>2.920</w:t>
+            </w:r>
           </w:p>
         </w:tc>
         <w:tc>
@@ -8638,6 +9052,9 @@
                 <w:lang w:eastAsia="en-US"/>
               </w:rPr>
             </w:pPr>
+            <w:r>
+              <w:t>2.408</w:t>
+            </w:r>
           </w:p>
         </w:tc>
         <w:tc>
@@ -8656,6 +9073,9 @@
                 <w:lang w:eastAsia="en-US"/>
               </w:rPr>
             </w:pPr>
+            <w:r>
+              <w:t>0.002</w:t>
+            </w:r>
           </w:p>
         </w:tc>
       </w:tr>
@@ -8704,6 +9124,9 @@
                 <w:lang w:eastAsia="en-US"/>
               </w:rPr>
             </w:pPr>
+            <w:r>
+              <w:t>3.146</w:t>
+            </w:r>
           </w:p>
         </w:tc>
         <w:tc>
@@ -8722,6 +9145,9 @@
                 <w:lang w:eastAsia="en-US"/>
               </w:rPr>
             </w:pPr>
+            <w:r>
+              <w:t>3.877</w:t>
+            </w:r>
           </w:p>
         </w:tc>
         <w:tc>
@@ -8740,6 +9166,9 @@
                 <w:lang w:eastAsia="en-US"/>
               </w:rPr>
             </w:pPr>
+            <w:r>
+              <w:t>0.001</w:t>
+            </w:r>
           </w:p>
         </w:tc>
       </w:tr>
@@ -8787,6 +9216,9 @@
                 <w:lang w:eastAsia="en-US"/>
               </w:rPr>
             </w:pPr>
+            <w:r>
+              <w:t>4.689</w:t>
+            </w:r>
           </w:p>
         </w:tc>
         <w:tc>
@@ -8805,6 +9237,9 @@
                 <w:lang w:eastAsia="en-US"/>
               </w:rPr>
             </w:pPr>
+            <w:r>
+              <w:t>5.250</w:t>
+            </w:r>
           </w:p>
         </w:tc>
         <w:tc>
@@ -8823,6 +9258,9 @@
                 <w:lang w:eastAsia="en-US"/>
               </w:rPr>
             </w:pPr>
+            <w:r>
+              <w:t>0.001</w:t>
+            </w:r>
           </w:p>
         </w:tc>
       </w:tr>
@@ -9124,6 +9562,9 @@
                 <w:lang w:eastAsia="en-US"/>
               </w:rPr>
             </w:pPr>
+            <w:r>
+              <w:t>0.053</w:t>
+            </w:r>
           </w:p>
         </w:tc>
         <w:tc>
@@ -9142,6 +9583,9 @@
                 <w:lang w:eastAsia="en-US"/>
               </w:rPr>
             </w:pPr>
+            <w:r>
+              <w:t>0.033</w:t>
+            </w:r>
           </w:p>
         </w:tc>
         <w:tc>
@@ -9160,6 +9604,9 @@
                 <w:lang w:eastAsia="en-US"/>
               </w:rPr>
             </w:pPr>
+            <w:r>
+              <w:t>0.002</w:t>
+            </w:r>
           </w:p>
         </w:tc>
       </w:tr>
@@ -9207,6 +9654,9 @@
                 <w:lang w:eastAsia="en-US"/>
               </w:rPr>
             </w:pPr>
+            <w:r>
+              <w:t>0.387</w:t>
+            </w:r>
           </w:p>
         </w:tc>
         <w:tc>
@@ -9225,6 +9675,9 @@
                 <w:lang w:eastAsia="en-US"/>
               </w:rPr>
             </w:pPr>
+            <w:r>
+              <w:t>0.286</w:t>
+            </w:r>
           </w:p>
         </w:tc>
         <w:tc>
@@ -9243,6 +9696,9 @@
                 <w:lang w:eastAsia="en-US"/>
               </w:rPr>
             </w:pPr>
+            <w:r>
+              <w:t>0.002</w:t>
+            </w:r>
           </w:p>
         </w:tc>
       </w:tr>
@@ -9291,6 +9747,9 @@
                 <w:lang w:eastAsia="en-US"/>
               </w:rPr>
             </w:pPr>
+            <w:r>
+              <w:t>0.475</w:t>
+            </w:r>
           </w:p>
         </w:tc>
         <w:tc>
@@ -9309,6 +9768,9 @@
                 <w:lang w:eastAsia="en-US"/>
               </w:rPr>
             </w:pPr>
+            <w:r>
+              <w:t>0.518</w:t>
+            </w:r>
           </w:p>
         </w:tc>
         <w:tc>
@@ -9327,6 +9789,9 @@
                 <w:lang w:eastAsia="en-US"/>
               </w:rPr>
             </w:pPr>
+            <w:r>
+              <w:t>0.001</w:t>
+            </w:r>
           </w:p>
         </w:tc>
       </w:tr>
@@ -9374,6 +9839,9 @@
                 <w:lang w:eastAsia="en-US"/>
               </w:rPr>
             </w:pPr>
+            <w:r>
+              <w:t>1.046</w:t>
+            </w:r>
           </w:p>
         </w:tc>
         <w:tc>
@@ -9392,6 +9860,9 @@
                 <w:lang w:eastAsia="en-US"/>
               </w:rPr>
             </w:pPr>
+            <w:r>
+              <w:t>1.030</w:t>
+            </w:r>
           </w:p>
         </w:tc>
         <w:tc>
@@ -9410,6 +9881,9 @@
                 <w:lang w:eastAsia="en-US"/>
               </w:rPr>
             </w:pPr>
+            <w:r>
+              <w:t>0.001</w:t>
+            </w:r>
           </w:p>
         </w:tc>
       </w:tr>
@@ -9458,6 +9932,9 @@
                 <w:lang w:eastAsia="en-US"/>
               </w:rPr>
             </w:pPr>
+            <w:r>
+              <w:t>2.584</w:t>
+            </w:r>
           </w:p>
         </w:tc>
         <w:tc>
@@ -9476,6 +9953,9 @@
                 <w:lang w:eastAsia="en-US"/>
               </w:rPr>
             </w:pPr>
+            <w:r>
+              <w:t>2.625</w:t>
+            </w:r>
           </w:p>
         </w:tc>
         <w:tc>
@@ -9494,6 +9974,9 @@
                 <w:lang w:eastAsia="en-US"/>
               </w:rPr>
             </w:pPr>
+            <w:r>
+              <w:t>0.002</w:t>
+            </w:r>
           </w:p>
         </w:tc>
       </w:tr>
@@ -9541,6 +10024,9 @@
                 <w:lang w:eastAsia="en-US"/>
               </w:rPr>
             </w:pPr>
+            <w:r>
+              <w:t>2.635</w:t>
+            </w:r>
           </w:p>
         </w:tc>
         <w:tc>
@@ -9559,6 +10045,9 @@
                 <w:lang w:eastAsia="en-US"/>
               </w:rPr>
             </w:pPr>
+            <w:r>
+              <w:t>2.641</w:t>
+            </w:r>
           </w:p>
         </w:tc>
         <w:tc>
@@ -9577,6 +10066,9 @@
                 <w:lang w:eastAsia="en-US"/>
               </w:rPr>
             </w:pPr>
+            <w:r>
+              <w:t>0.001</w:t>
+            </w:r>
           </w:p>
         </w:tc>
       </w:tr>
@@ -9625,6 +10117,9 @@
                 <w:lang w:eastAsia="en-US"/>
               </w:rPr>
             </w:pPr>
+            <w:r>
+              <w:t>4.949</w:t>
+            </w:r>
           </w:p>
         </w:tc>
         <w:tc>
@@ -9643,6 +10138,9 @@
                 <w:lang w:eastAsia="en-US"/>
               </w:rPr>
             </w:pPr>
+            <w:r>
+              <w:t>6.028</w:t>
+            </w:r>
           </w:p>
         </w:tc>
         <w:tc>
@@ -9661,6 +10159,9 @@
                 <w:lang w:eastAsia="en-US"/>
               </w:rPr>
             </w:pPr>
+            <w:r>
+              <w:t>0.002</w:t>
+            </w:r>
           </w:p>
         </w:tc>
       </w:tr>
@@ -9708,6 +10209,9 @@
                 <w:lang w:eastAsia="en-US"/>
               </w:rPr>
             </w:pPr>
+            <w:r>
+              <w:t>5.410</w:t>
+            </w:r>
           </w:p>
         </w:tc>
         <w:tc>
@@ -9726,6 +10230,9 @@
                 <w:lang w:eastAsia="en-US"/>
               </w:rPr>
             </w:pPr>
+            <w:r>
+              <w:t>6.166</w:t>
+            </w:r>
           </w:p>
         </w:tc>
         <w:tc>
@@ -9744,6 +10251,9 @@
                 <w:lang w:eastAsia="en-US"/>
               </w:rPr>
             </w:pPr>
+            <w:r>
+              <w:t>0.002</w:t>
+            </w:r>
           </w:p>
         </w:tc>
       </w:tr>
@@ -10048,6 +10558,9 @@
                 <w:lang w:eastAsia="en-US"/>
               </w:rPr>
             </w:pPr>
+            <w:r>
+              <w:t>0.022</w:t>
+            </w:r>
           </w:p>
         </w:tc>
         <w:tc>
@@ -10066,6 +10579,9 @@
                 <w:lang w:eastAsia="en-US"/>
               </w:rPr>
             </w:pPr>
+            <w:r>
+              <w:t>0.077</w:t>
+            </w:r>
           </w:p>
         </w:tc>
         <w:tc>
@@ -10084,6 +10600,9 @@
                 <w:lang w:eastAsia="en-US"/>
               </w:rPr>
             </w:pPr>
+            <w:r>
+              <w:t>0.002</w:t>
+            </w:r>
           </w:p>
         </w:tc>
       </w:tr>
@@ -10131,6 +10650,9 @@
                 <w:lang w:eastAsia="en-US"/>
               </w:rPr>
             </w:pPr>
+            <w:r>
+              <w:t>0.203</w:t>
+            </w:r>
           </w:p>
         </w:tc>
         <w:tc>
@@ -10149,6 +10671,9 @@
                 <w:lang w:eastAsia="en-US"/>
               </w:rPr>
             </w:pPr>
+            <w:r>
+              <w:t>3.528</w:t>
+            </w:r>
           </w:p>
         </w:tc>
         <w:tc>
@@ -10167,6 +10692,9 @@
                 <w:lang w:eastAsia="en-US"/>
               </w:rPr>
             </w:pPr>
+            <w:r>
+              <w:t>0.003</w:t>
+            </w:r>
           </w:p>
         </w:tc>
       </w:tr>
@@ -10215,6 +10743,9 @@
                 <w:lang w:eastAsia="en-US"/>
               </w:rPr>
             </w:pPr>
+            <w:r>
+              <w:t>0.408</w:t>
+            </w:r>
           </w:p>
         </w:tc>
         <w:tc>
@@ -10233,6 +10764,9 @@
                 <w:lang w:eastAsia="en-US"/>
               </w:rPr>
             </w:pPr>
+            <w:r>
+              <w:t>15.308</w:t>
+            </w:r>
           </w:p>
         </w:tc>
         <w:tc>
@@ -10251,6 +10785,9 @@
                 <w:lang w:eastAsia="en-US"/>
               </w:rPr>
             </w:pPr>
+            <w:r>
+              <w:t>0.001</w:t>
+            </w:r>
           </w:p>
         </w:tc>
       </w:tr>
@@ -10298,6 +10835,9 @@
                 <w:lang w:eastAsia="en-US"/>
               </w:rPr>
             </w:pPr>
+            <w:r>
+              <w:t>0.998</w:t>
+            </w:r>
           </w:p>
         </w:tc>
         <w:tc>
@@ -10316,6 +10856,9 @@
                 <w:lang w:eastAsia="en-US"/>
               </w:rPr>
             </w:pPr>
+            <w:r>
+              <w:t>64.661</w:t>
+            </w:r>
           </w:p>
         </w:tc>
         <w:tc>
@@ -10334,6 +10877,9 @@
                 <w:lang w:eastAsia="en-US"/>
               </w:rPr>
             </w:pPr>
+            <w:r>
+              <w:t>0.001</w:t>
+            </w:r>
           </w:p>
         </w:tc>
       </w:tr>
@@ -10382,6 +10928,9 @@
                 <w:lang w:eastAsia="en-US"/>
               </w:rPr>
             </w:pPr>
+            <w:r>
+              <w:t>2.407</w:t>
+            </w:r>
           </w:p>
         </w:tc>
         <w:tc>
@@ -10400,6 +10949,9 @@
                 <w:lang w:eastAsia="en-US"/>
               </w:rPr>
             </w:pPr>
+            <w:r>
+              <w:t>154.917</w:t>
+            </w:r>
           </w:p>
         </w:tc>
         <w:tc>
@@ -10418,6 +10970,9 @@
                 <w:lang w:eastAsia="en-US"/>
               </w:rPr>
             </w:pPr>
+            <w:r>
+              <w:t>0.003</w:t>
+            </w:r>
           </w:p>
         </w:tc>
       </w:tr>
@@ -10465,6 +11020,9 @@
                 <w:lang w:eastAsia="en-US"/>
               </w:rPr>
             </w:pPr>
+            <w:r>
+              <w:t>3.576</w:t>
+            </w:r>
           </w:p>
         </w:tc>
         <w:tc>
@@ -10483,6 +11041,9 @@
                 <w:lang w:eastAsia="en-US"/>
               </w:rPr>
             </w:pPr>
+            <w:r>
+              <w:t>401.641</w:t>
+            </w:r>
           </w:p>
         </w:tc>
         <w:tc>
@@ -10501,6 +11062,9 @@
                 <w:lang w:eastAsia="en-US"/>
               </w:rPr>
             </w:pPr>
+            <w:r>
+              <w:t>0.001</w:t>
+            </w:r>
           </w:p>
         </w:tc>
       </w:tr>
@@ -10549,6 +11113,9 @@
                 <w:lang w:eastAsia="en-US"/>
               </w:rPr>
             </w:pPr>
+            <w:r>
+              <w:t>4.143</w:t>
+            </w:r>
           </w:p>
         </w:tc>
         <w:tc>
@@ -10567,6 +11134,9 @@
                 <w:lang w:eastAsia="en-US"/>
               </w:rPr>
             </w:pPr>
+            <w:r>
+              <w:t>1014.482</w:t>
+            </w:r>
           </w:p>
         </w:tc>
         <w:tc>
@@ -10585,6 +11155,9 @@
                 <w:lang w:eastAsia="en-US"/>
               </w:rPr>
             </w:pPr>
+            <w:r>
+              <w:t>0.002</w:t>
+            </w:r>
           </w:p>
         </w:tc>
       </w:tr>
@@ -10632,6 +11205,9 @@
                 <w:lang w:eastAsia="en-US"/>
               </w:rPr>
             </w:pPr>
+            <w:r>
+              <w:t>5.446</w:t>
+            </w:r>
           </w:p>
         </w:tc>
         <w:tc>
@@ -10650,6 +11226,9 @@
                 <w:lang w:eastAsia="en-US"/>
               </w:rPr>
             </w:pPr>
+            <w:r>
+              <w:t>1598.543</w:t>
+            </w:r>
           </w:p>
         </w:tc>
         <w:tc>
@@ -10668,6 +11247,9 @@
                 <w:lang w:eastAsia="en-US"/>
               </w:rPr>
             </w:pPr>
+            <w:r>
+              <w:t>0.002</w:t>
+            </w:r>
           </w:p>
         </w:tc>
       </w:tr>
@@ -10782,7 +11364,7 @@
     <w:p>
       <w:pPr/>
       <w:r>
-        <w:t>Sí, y son marcadas en varias operaciones. Con la muestra completa (10.000 libros, 100%): en la Cola, enqueue es más rápido en Array List (7.607 ms) que en Linked List (19.836 ms), mientras que dequeue es más rápido en Linked List (13.144 ms) que en Array List (24.346 ms); peek es prácticamente idéntico en ambas (0.003 ms), como corresponde a una operación O(1) en las dos implementaciones. En la Pila, push es más rápido en Array List (7.438 ms) que en Linked List (28.190 ms), y la diferencia se dispara en pop: Array List toma 9.875 ms frente a 2836.770 ms de Linked List, casi 287 veces más lento. La razón está en la implementación: add_last en Array List es un append de Python (O(1) amortizado, memoria contigua) y en Linked List arma un nodo y actualiza el puntero last (también O(1) pero con más overhead por objeto). remove_first en Linked List solo mueve el puntero first (O(1) real), mientras que en Array List cada remove_first desplaza todos los elementos restantes (O(n) por operación). Y remove_last en Linked List es el punto débil de esta implementación: al no guardarse un puntero al penúltimo nodo, hay que recorrer la lista completa para encontrarlo, así que cada pop es O(n) y el ciclo de prueba (que hace n pops) termina siendo O(n²); en Array List, pop al final es simplemente list.pop(-1), O(1), por lo que el ciclo completo es O(n).</w:t>
+        <w:t>Sí se notan diferencias bastante marcadas, y lo interesante es que no son iguales en las tres máquinas. Con la muestra completa (10.000 libros) en la máquina de Christian el enqueue en Array List fue de 7.607 ms contra 19.836 ms en Linked List, o sea casi el triple; en mi máquina la diferencia fue distinta: 7.867 ms vs apenas 6.721 ms, ahi casi se empatan, seguramente por la carga que tenia el pc en ese momento. En dequeue pasa lo contrario, Linked List gana en las tres pruebas pero con brechas muy distintas: en la máquina de Christian gana por poco (24.346 ms vs 13.144 ms, mas o menos 1.85 veces), en la mia la diferencia es mucho mas grande (62.841 ms vs 7.478 ms, casi 8.4 veces) y en la de Nicolás vuelve a ser mas moderada (10.626 vs 6.166 ms). Push tiene el mismo comportamiento que enqueue y por la misma razón: Array List gana porque un append sale mas barato que armar y enlazar un nodo nuevo. Donde sí hay una diferencia enorme y que se repite en las tres pruebas es en pop: Array List se mantiene entre 5 y 10 ms mientras que Linked List se dispara a mas de 1500 ms, e incluso llega a 2836 ms en un caso. La razón es que nuestra Linked List no guarda un puntero al penúltimo nodo, entonces para hacer remove_last toca recorrer toda la lista cada vez, eso vuelve cada pop O(n) y el ciclo completo termina siendo O(n²). Peek y top prácticamente no cambian entre implementaciones (todos por debajo de 0.01 ms), como se esperaría de operaciones O(1).</w:t>
       </w:r>
     </w:p>
     <w:p>
@@ -10835,7 +11417,7 @@
     <w:p>
       <w:pPr/>
       <w:r>
-        <w:t>Depende del patrón de acceso. Si se inserta y elimina con frecuencia por el frente (como en una cola), Linked List conviene más, porque add_last y remove_first son O(1) reales sin desplazar memoria; en Array List cada remove_first es O(n). Si en cambio se accede aleatoriamente a elementos por posición (get_element), Array List es claramente más eficiente: indexar un arreglo es O(1), mientras que en Linked List hay que recorrer nodo por nodo desde el inicio, O(n). Para operaciones concentradas al final de la estructura (como una pila con push/pop), Array List es la mejor opción con esta implementación puntual, porque remove_last en la Linked List usada aquí no mantiene un puntero al penúltimo nodo y por eso es O(n) en vez de O(1).</w:t>
+        <w:t>Depende bastante de qué se vaya a hacer con la estructura. Si el patrón de uso es insertar y sacar por el frente todo el tiempo, como pasa en una cola, en teoría Linked List debería ganar siempre porque add_last y remove_first son O(1) sin mover memoria, aunque en la práctica esa ventaja no siempre se nota tanto como uno esperaría (como se ve en el dequeue de la máquina de Christian, donde la diferencia es mínima). Si se necesita acceder a posiciones aleatorias Array List es mucho mejor, porque indexar es O(1) contra recorrer nodo por nodo en la Linked List, que es O(n). Y para una pila, donde las operaciones se concentran al final, Array List termina siendo la mejor opción con la implementación que hicimos, ya que remove_last en nuestra Linked List no quedó con puntero al penúltimo nodo y toca recorrer toda la lista, por lo que resulta mas lento en vez de mas rápido como uno pensaría solo viendo la teoría.</w:t>
       </w:r>
     </w:p>
     <w:p>
@@ -10860,7 +11442,7 @@
     <w:p>
       <w:pPr/>
       <w:r>
-        <w:t>La anomalía más notoria está en dequeue: en teoría, el ciclo de prueba hace remove_first n veces, así que Array List debería ser O(n²) total (cada remove_first desplaza hasta n elementos) frente a Linked List, que es O(n) total (cada remove_first es O(1)). Con n = 10.000 se esperaría una diferencia mucho más grande que la observada (24.346 ms vs 13.144 ms, solo 1.85x), muy por debajo de la brecha de ~287x que sí se ve en pop de la pila (donde la comparación asintótica es la misma, O(n²) contra O(n)). La explicación no contradice la teoría, la matiza: list.pop(0) de Python está implementado en C como un memmove contiguo muy optimizado, con una constante de tiempo mucho menor que recorrer nodos de un diccionario de Python (el nodo de Linked List es un dict con punteros). A este tamaño de muestra, la ventaja asintótica de Linked List todavía no alcanza a compensar su mayor costo por paso; con muestras más grandes se esperaría que la curva cuadrática de Array List termine dominando con más claridad.</w:t>
+        <w:t>La anomalía mas rara la vimos comparando las tres máquinas entre sí, mas que dentro de una sola prueba. En teoría dequeue con Array List debería ser siempre mucho mas lento que con Linked List porque cada remove_first mueve todos los elementos restantes, pero la brecha que medimos cambia muchísimo según la máquina: en la de Christian fue de apenas 1.85 veces, en la mia de casi 8.4 veces y en la de Nicolás volvió a bajar a 1.72 veces. No tenemos una explicación totalmente segura de por qué varía tanto, sospechamos que tiene que ver con que list.pop(0) en Python está hecho en C sobre memoria contigua, entonces su costo real depende del hardware y de qué tan ocupado estuviera el procesador en el momento de correr la prueba (no cerramos todos los programas de fondo antes de medir). Otra cosa que llamó la atención es que en el pop de la pila con Linked List los tiempos se dispararon distinto en cada máquina (2836 ms en la de Christian, 2618 ms en la mia y 1598 ms en la de Nicolás) auqnue las tres corrieron el mismo código con el mismo tamaño de muestra, lo que sugiere que el costo de recorrer nodos pesa bastante y no es igual de un computador a otro.</w:t>
       </w:r>
     </w:p>
     <w:p>
@@ -11167,7 +11749,7 @@
           </w:tcPr>
           <w:p>
             <w:r>
-              <w:t>Array List es más rápida: append al final es O(1) amortizado sobre memoria contigua, con menor overhead que crear y enlazar un nodo.</w:t>
+              <w:t>Array List gana porque un append es basicamente pegar al final de un arreglo en memoria contigua, mientras que Linked List arma un nodo nuevo y mueve el puntero last cada vez, eso pesa un poco mas aunque las dos sean O(1).</w:t>
             </w:r>
           </w:p>
         </w:tc>
@@ -11262,7 +11844,7 @@
           </w:tcPr>
           <w:p>
             <w:r>
-              <w:t>Linked List es más rápida en teoría (O(1) real, solo mueve el puntero first) y también en la medición a n=10.000, aunque la brecha es menor de lo esperado por el bajo costo del memmove de Python en Array List.</w:t>
+              <w:t>Aqui Linked List es mejor, tal como dice la teoria (mueve solo el puntero first en vez de correr todo el arreglo), pero la ventaja medida no fue igual de grande en las tres maquinas: chiquita en la de Christian y bastante mas notoria en la mia, asi que puede que tambien influya la carga de cada pc en el momento de la prueba.</w:t>
             </w:r>
           </w:p>
         </w:tc>
@@ -11357,7 +11939,7 @@
           </w:tcPr>
           <w:p>
             <w:r>
-              <w:t>Empate técnico: ambas son O(1) (indexación directa en Array List, puntero first en Linked List); el tiempo medido es prácticamente idéntico (0.003 ms).</w:t>
+              <w:t>Empatados, los dos son O(1) (uno indexa el arreglo, el otro sigue el puntero first) y se nota en las mediciones: todos los tiempos quedaron por debajo de 0.01 ms sin importar el tamaño de la muestra.</w:t>
             </w:r>
           </w:p>
         </w:tc>
@@ -11460,7 +12042,7 @@
           </w:tcPr>
           <w:p>
             <w:r>
-              <w:t>Igual razón que enqueue: append en Array List es más barato que crear y enlazar un nodo nuevo.</w:t>
+              <w:t>Mismo caso que enqueue: un append sale mas barato que crear y enlazar un nodo nuevo.</w:t>
             </w:r>
           </w:p>
         </w:tc>
@@ -11545,7 +12127,7 @@
           </w:tcPr>
           <w:p>
             <w:r>
-              <w:t>Diferencia enorme (9.875 ms vs 2836.770 ms, ~287x): pop en Array List es O(1) (list.pop(-1)), pero remove_last en esta Linked List es O(n) porque no guarda puntero al penúltimo nodo, así que debe recorrer toda la lista en cada pop; el ciclo completo de prueba es O(n²).</w:t>
+              <w:t>Es la diferencia mas grande de todo el laboratorio. Array List se mantuvo siempre entre 5 y 10 ms pero Linked List se disparo a mas de 1500 ms (hasta 2836 ms en una de las maquinas), porque remove_last en nuestra implementacion no guarda puntero al penultimo nodo y toca recorrer toda la lista para sacar el ultimo elemento; el pop deja de ser O(1) y pasa a ser O(n), y el ciclo de prueba completo termina en O(n²).</w:t>
             </w:r>
           </w:p>
         </w:tc>
@@ -11624,7 +12206,7 @@
           </w:tcPr>
           <w:p>
             <w:r>
-              <w:t>Empate técnico: ambas mantienen un puntero al último elemento (O(1)); los tiempos medidos son igualmente bajos (0.002-0.005 ms).</w:t>
+              <w:t>Tambien empatados: las dos estructuras mantienen un puntero directo al ultimo elemento, asi que consultar el tope es O(1) en ambas, y se nota en que los tiempos son bajitos y parecidos en las tres maquinas.</w:t>
             </w:r>
           </w:p>
         </w:tc>
